--- a/src/GDL/NA/App/DemoTool/Pictures/WordTemplates/REP1322_Blue.docx
+++ b/src/GDL/NA/App/DemoTool/Pictures/WordTemplates/REP1322_Blue.docx
@@ -1,18 +1,18 @@
 
 <file path=word/document.xml><?xml version="1.0" encoding="utf-8"?>
-<w:document xmlns:wpc="http://schemas.microsoft.com/office/word/2010/wordprocessingCanvas" xmlns:cx="http://schemas.microsoft.com/office/drawing/2014/chartex" xmlns:cx1="http://schemas.microsoft.com/office/drawing/2015/9/8/chartex" xmlns:cx2="http://schemas.microsoft.com/office/drawing/2015/10/21/chartex" xmlns:cx3="http://schemas.microsoft.com/office/drawing/2016/5/9/chartex" xmlns:cx4="http://schemas.microsoft.com/office/drawing/2016/5/10/chartex" xmlns:cx5="http://schemas.microsoft.com/office/drawing/2016/5/11/chartex" xmlns:cx6="http://schemas.microsoft.com/office/drawing/2016/5/12/chartex" xmlns:cx7="http://schemas.microsoft.com/office/drawing/2016/5/13/chartex" xmlns:cx8="http://schemas.microsoft.com/office/drawing/2016/5/14/chartex" xmlns:mc="http://schemas.openxmlformats.org/markup-compatibility/2006" xmlns:aink="http://schemas.microsoft.com/office/drawing/2016/ink" xmlns:am3d="http://schemas.microsoft.com/office/drawing/2017/model3d" xmlns:o="urn:schemas-microsoft-com:office:office" xmlns:oel="http://schemas.microsoft.com/office/2019/extlst" xmlns:r="http://schemas.openxmlformats.org/officeDocument/2006/relationships" xmlns:m="http://schemas.openxmlformats.org/officeDocument/2006/math" xmlns:v="urn:schemas-microsoft-com:vml" xmlns:wp14="http://schemas.microsoft.com/office/word/2010/wordprocessingDrawing" xmlns:wp="http://schemas.openxmlformats.org/drawingml/2006/wordprocessingDrawing" xmlns:w10="urn:schemas-microsoft-com:office:word" xmlns:w="http://schemas.openxmlformats.org/wordprocessingml/2006/main" xmlns:w14="http://schemas.microsoft.com/office/word/2010/wordml" xmlns:w15="http://schemas.microsoft.com/office/word/2012/wordml" xmlns:w16cex="http://schemas.microsoft.com/office/word/2018/wordml/cex" xmlns:w16cid="http://schemas.microsoft.com/office/word/2016/wordml/cid" xmlns:w16="http://schemas.microsoft.com/office/word/2018/wordml" xmlns:w16sdtdh="http://schemas.microsoft.com/office/word/2020/wordml/sdtdatahash" xmlns:w16se="http://schemas.microsoft.com/office/word/2015/wordml/symex" xmlns:wpg="http://schemas.microsoft.com/office/word/2010/wordprocessingGroup" xmlns:wpi="http://schemas.microsoft.com/office/word/2010/wordprocessingInk" xmlns:wne="http://schemas.microsoft.com/office/word/2006/wordml" xmlns:wps="http://schemas.microsoft.com/office/word/2010/wordprocessingShape" mc:Ignorable="w14 w15 w16se w16cid w16 w16cex w16sdtdh wp14">
+<w:document xmlns:a="http://schemas.openxmlformats.org/drawingml/2006/main" xmlns:pic="http://schemas.openxmlformats.org/drawingml/2006/picture" xmlns:a14="http://schemas.microsoft.com/office/drawing/2010/main" xmlns:wpc="http://schemas.microsoft.com/office/word/2010/wordprocessingCanvas" xmlns:cx="http://schemas.microsoft.com/office/drawing/2014/chartex" xmlns:cx1="http://schemas.microsoft.com/office/drawing/2015/9/8/chartex" xmlns:cx2="http://schemas.microsoft.com/office/drawing/2015/10/21/chartex" xmlns:cx3="http://schemas.microsoft.com/office/drawing/2016/5/9/chartex" xmlns:cx4="http://schemas.microsoft.com/office/drawing/2016/5/10/chartex" xmlns:cx5="http://schemas.microsoft.com/office/drawing/2016/5/11/chartex" xmlns:cx6="http://schemas.microsoft.com/office/drawing/2016/5/12/chartex" xmlns:cx7="http://schemas.microsoft.com/office/drawing/2016/5/13/chartex" xmlns:cx8="http://schemas.microsoft.com/office/drawing/2016/5/14/chartex" xmlns:mc="http://schemas.openxmlformats.org/markup-compatibility/2006" xmlns:aink="http://schemas.microsoft.com/office/drawing/2016/ink" xmlns:am3d="http://schemas.microsoft.com/office/drawing/2017/model3d" xmlns:o="urn:schemas-microsoft-com:office:office" xmlns:oel="http://schemas.microsoft.com/office/2019/extlst" xmlns:r="http://schemas.openxmlformats.org/officeDocument/2006/relationships" xmlns:m="http://schemas.openxmlformats.org/officeDocument/2006/math" xmlns:v="urn:schemas-microsoft-com:vml" xmlns:wp14="http://schemas.microsoft.com/office/word/2010/wordprocessingDrawing" xmlns:wp="http://schemas.openxmlformats.org/drawingml/2006/wordprocessingDrawing" xmlns:w10="urn:schemas-microsoft-com:office:word" xmlns:w="http://schemas.openxmlformats.org/wordprocessingml/2006/main" xmlns:w14="http://schemas.microsoft.com/office/word/2010/wordml" xmlns:w15="http://schemas.microsoft.com/office/word/2012/wordml" xmlns:w16cex="http://schemas.microsoft.com/office/word/2018/wordml/cex" xmlns:w16cid="http://schemas.microsoft.com/office/word/2016/wordml/cid" xmlns:w16="http://schemas.microsoft.com/office/word/2018/wordml" xmlns:w16sdtdh="http://schemas.microsoft.com/office/word/2020/wordml/sdtdatahash" xmlns:w16se="http://schemas.microsoft.com/office/word/2015/wordml/symex" xmlns:wpg="http://schemas.microsoft.com/office/word/2010/wordprocessingGroup" xmlns:wpi="http://schemas.microsoft.com/office/word/2010/wordprocessingInk" xmlns:wne="http://schemas.microsoft.com/office/word/2006/wordml" xmlns:wps="http://schemas.microsoft.com/office/word/2010/wordprocessingShape" mc:Ignorable="w14 w15 w16se w16cid w16 w16cex w16sdtdh wp14">
   <w:body>
     <w:tbl>
       <w:tblPr>
         <w:tblStyle w:val="TableGrid"/>
         <w:tblW w:w="5000" w:type="pct"/>
         <w:tblBorders>
-          <w:top w:val="none" w:sz="0" w:space="0" w:color="auto"/>
-          <w:left w:val="none" w:sz="0" w:space="0" w:color="auto"/>
-          <w:bottom w:val="none" w:sz="0" w:space="0" w:color="auto"/>
-          <w:right w:val="none" w:sz="0" w:space="0" w:color="auto"/>
-          <w:insideH w:val="none" w:sz="0" w:space="0" w:color="auto"/>
-          <w:insideV w:val="none" w:sz="0" w:space="0" w:color="auto"/>
+          <w:top w:val="none" w:color="auto" w:sz="0" w:space="0"/>
+          <w:left w:val="none" w:color="auto" w:sz="0" w:space="0"/>
+          <w:bottom w:val="none" w:color="auto" w:sz="0" w:space="0"/>
+          <w:right w:val="none" w:color="auto" w:sz="0" w:space="0"/>
+          <w:insideH w:val="none" w:color="auto" w:sz="0" w:space="0"/>
+          <w:insideV w:val="none" w:color="auto" w:sz="0" w:space="0"/>
         </w:tblBorders>
         <w:tblCellMar>
           <w:left w:w="0" w:type="dxa"/>
@@ -971,12 +971,12 @@
         <w:tblStyle w:val="TableGrid"/>
         <w:tblW w:w="10224" w:type="dxa"/>
         <w:tblBorders>
-          <w:top w:val="none" w:sz="0" w:space="0" w:color="auto"/>
-          <w:left w:val="none" w:sz="0" w:space="0" w:color="auto"/>
-          <w:bottom w:val="none" w:sz="0" w:space="0" w:color="auto"/>
-          <w:right w:val="none" w:sz="0" w:space="0" w:color="auto"/>
-          <w:insideH w:val="none" w:sz="0" w:space="0" w:color="auto"/>
-          <w:insideV w:val="none" w:sz="0" w:space="0" w:color="auto"/>
+          <w:top w:val="none" w:color="auto" w:sz="0" w:space="0"/>
+          <w:left w:val="none" w:color="auto" w:sz="0" w:space="0"/>
+          <w:bottom w:val="none" w:color="auto" w:sz="0" w:space="0"/>
+          <w:right w:val="none" w:color="auto" w:sz="0" w:space="0"/>
+          <w:insideH w:val="none" w:color="auto" w:sz="0" w:space="0"/>
+          <w:insideV w:val="none" w:color="auto" w:sz="0" w:space="0"/>
         </w:tblBorders>
         <w:tblLayout w:type="fixed"/>
         <w:tblLook w:val="04A0" w:firstRow="1" w:lastRow="0" w:firstColumn="1" w:lastColumn="0" w:noHBand="0" w:noVBand="1"/>
@@ -1317,12 +1317,12 @@
         <w:tblStyle w:val="TableGrid"/>
         <w:tblW w:w="5245" w:type="dxa"/>
         <w:tblBorders>
-          <w:top w:val="none" w:sz="0" w:space="0" w:color="auto"/>
-          <w:left w:val="none" w:sz="0" w:space="0" w:color="auto"/>
-          <w:bottom w:val="none" w:sz="0" w:space="0" w:color="auto"/>
-          <w:right w:val="none" w:sz="0" w:space="0" w:color="auto"/>
-          <w:insideH w:val="none" w:sz="0" w:space="0" w:color="auto"/>
-          <w:insideV w:val="none" w:sz="0" w:space="0" w:color="auto"/>
+          <w:top w:val="none" w:color="auto" w:sz="0" w:space="0"/>
+          <w:left w:val="none" w:color="auto" w:sz="0" w:space="0"/>
+          <w:bottom w:val="none" w:color="auto" w:sz="0" w:space="0"/>
+          <w:right w:val="none" w:color="auto" w:sz="0" w:space="0"/>
+          <w:insideH w:val="none" w:color="auto" w:sz="0" w:space="0"/>
+          <w:insideV w:val="none" w:color="auto" w:sz="0" w:space="0"/>
         </w:tblBorders>
         <w:tblLayout w:type="fixed"/>
         <w:tblLook w:val="04A0" w:firstRow="1" w:lastRow="0" w:firstColumn="1" w:lastColumn="0" w:noHBand="0" w:noVBand="1"/>
@@ -1505,12 +1505,12 @@
         <w:tblStyle w:val="TableGrid"/>
         <w:tblW w:w="10234" w:type="dxa"/>
         <w:tblBorders>
-          <w:top w:val="none" w:sz="0" w:space="0" w:color="auto"/>
-          <w:left w:val="none" w:sz="0" w:space="0" w:color="auto"/>
-          <w:bottom w:val="none" w:sz="0" w:space="0" w:color="auto"/>
-          <w:right w:val="none" w:sz="0" w:space="0" w:color="auto"/>
-          <w:insideH w:val="none" w:sz="0" w:space="0" w:color="auto"/>
-          <w:insideV w:val="none" w:sz="0" w:space="0" w:color="auto"/>
+          <w:top w:val="none" w:color="auto" w:sz="0" w:space="0"/>
+          <w:left w:val="none" w:color="auto" w:sz="0" w:space="0"/>
+          <w:bottom w:val="none" w:color="auto" w:sz="0" w:space="0"/>
+          <w:right w:val="none" w:color="auto" w:sz="0" w:space="0"/>
+          <w:insideH w:val="none" w:color="auto" w:sz="0" w:space="0"/>
+          <w:insideV w:val="none" w:color="auto" w:sz="0" w:space="0"/>
         </w:tblBorders>
         <w:tblLayout w:type="fixed"/>
         <w:tblLook w:val="04A0" w:firstRow="1" w:lastRow="0" w:firstColumn="1" w:lastColumn="0" w:noHBand="0" w:noVBand="1"/>
@@ -1547,7 +1547,7 @@
               <w:tcPr>
                 <w:tcW w:w="1440" w:type="dxa"/>
                 <w:tcBorders>
-                  <w:bottom w:val="single" w:sz="4" w:space="0" w:color="auto"/>
+                  <w:bottom w:val="single" w:color="auto" w:sz="4" w:space="0"/>
                 </w:tcBorders>
                 <w:shd w:val="clear" w:color="auto" w:fill="0070C0"/>
                 <w:vAlign w:val="bottom"/>
@@ -1592,7 +1592,7 @@
               <w:tcPr>
                 <w:tcW w:w="3420" w:type="dxa"/>
                 <w:tcBorders>
-                  <w:bottom w:val="single" w:sz="4" w:space="0" w:color="auto"/>
+                  <w:bottom w:val="single" w:color="auto" w:sz="4" w:space="0"/>
                 </w:tcBorders>
                 <w:shd w:val="clear" w:color="auto" w:fill="0070C0"/>
                 <w:vAlign w:val="bottom"/>
@@ -1637,7 +1637,7 @@
               <w:tcPr>
                 <w:tcW w:w="1440" w:type="dxa"/>
                 <w:tcBorders>
-                  <w:bottom w:val="single" w:sz="4" w:space="0" w:color="auto"/>
+                  <w:bottom w:val="single" w:color="auto" w:sz="4" w:space="0"/>
                 </w:tcBorders>
                 <w:shd w:val="clear" w:color="auto" w:fill="0070C0"/>
                 <w:vAlign w:val="bottom"/>
@@ -1683,7 +1683,7 @@
               <w:tcPr>
                 <w:tcW w:w="1080" w:type="dxa"/>
                 <w:tcBorders>
-                  <w:bottom w:val="single" w:sz="4" w:space="0" w:color="auto"/>
+                  <w:bottom w:val="single" w:color="auto" w:sz="4" w:space="0"/>
                 </w:tcBorders>
                 <w:shd w:val="clear" w:color="auto" w:fill="0070C0"/>
                 <w:vAlign w:val="bottom"/>
@@ -1728,7 +1728,7 @@
               <w:tcPr>
                 <w:tcW w:w="1233" w:type="dxa"/>
                 <w:tcBorders>
-                  <w:bottom w:val="single" w:sz="4" w:space="0" w:color="auto"/>
+                  <w:bottom w:val="single" w:color="auto" w:sz="4" w:space="0"/>
                 </w:tcBorders>
                 <w:shd w:val="clear" w:color="auto" w:fill="0070C0"/>
                 <w:vAlign w:val="bottom"/>
@@ -1774,7 +1774,7 @@
               <w:tcPr>
                 <w:tcW w:w="1621" w:type="dxa"/>
                 <w:tcBorders>
-                  <w:bottom w:val="single" w:sz="4" w:space="0" w:color="auto"/>
+                  <w:bottom w:val="single" w:color="auto" w:sz="4" w:space="0"/>
                 </w:tcBorders>
                 <w:shd w:val="clear" w:color="auto" w:fill="0070C0"/>
                 <w:vAlign w:val="bottom"/>
@@ -1848,7 +1848,7 @@
                       <w:tcPr>
                         <w:tcW w:w="1440" w:type="dxa"/>
                         <w:tcBorders>
-                          <w:bottom w:val="single" w:sz="4" w:space="0" w:color="767171" w:themeColor="background2" w:themeShade="80"/>
+                          <w:bottom w:val="single" w:color="767171" w:themeColor="background2" w:themeShade="80" w:sz="4" w:space="0"/>
                         </w:tcBorders>
                       </w:tcPr>
                       <w:p>
@@ -1886,7 +1886,7 @@
                       <w:tcPr>
                         <w:tcW w:w="3420" w:type="dxa"/>
                         <w:tcBorders>
-                          <w:bottom w:val="single" w:sz="4" w:space="0" w:color="767171" w:themeColor="background2" w:themeShade="80"/>
+                          <w:bottom w:val="single" w:color="767171" w:themeColor="background2" w:themeShade="80" w:sz="4" w:space="0"/>
                         </w:tcBorders>
                       </w:tcPr>
                       <w:p>
@@ -1924,7 +1924,7 @@
                       <w:tcPr>
                         <w:tcW w:w="1440" w:type="dxa"/>
                         <w:tcBorders>
-                          <w:bottom w:val="single" w:sz="4" w:space="0" w:color="767171" w:themeColor="background2" w:themeShade="80"/>
+                          <w:bottom w:val="single" w:color="767171" w:themeColor="background2" w:themeShade="80" w:sz="4" w:space="0"/>
                         </w:tcBorders>
                       </w:tcPr>
                       <w:p>
@@ -1962,7 +1962,7 @@
                       <w:tcPr>
                         <w:tcW w:w="1080" w:type="dxa"/>
                         <w:tcBorders>
-                          <w:bottom w:val="single" w:sz="4" w:space="0" w:color="767171" w:themeColor="background2" w:themeShade="80"/>
+                          <w:bottom w:val="single" w:color="767171" w:themeColor="background2" w:themeShade="80" w:sz="4" w:space="0"/>
                         </w:tcBorders>
                       </w:tcPr>
                       <w:p>
@@ -2000,7 +2000,7 @@
                       <w:tcPr>
                         <w:tcW w:w="1233" w:type="dxa"/>
                         <w:tcBorders>
-                          <w:bottom w:val="single" w:sz="4" w:space="0" w:color="767171" w:themeColor="background2" w:themeShade="80"/>
+                          <w:bottom w:val="single" w:color="767171" w:themeColor="background2" w:themeShade="80" w:sz="4" w:space="0"/>
                         </w:tcBorders>
                       </w:tcPr>
                       <w:p>
@@ -2038,7 +2038,7 @@
                       <w:tcPr>
                         <w:tcW w:w="1621" w:type="dxa"/>
                         <w:tcBorders>
-                          <w:bottom w:val="single" w:sz="4" w:space="0" w:color="767171" w:themeColor="background2" w:themeShade="80"/>
+                          <w:bottom w:val="single" w:color="767171" w:themeColor="background2" w:themeShade="80" w:sz="4" w:space="0"/>
                         </w:tcBorders>
                       </w:tcPr>
                       <w:p>
@@ -2070,8 +2070,8 @@
           <w:tcPr>
             <w:tcW w:w="1440" w:type="dxa"/>
             <w:tcBorders>
-              <w:top w:val="single" w:sz="4" w:space="0" w:color="767171" w:themeColor="background2" w:themeShade="80"/>
-              <w:bottom w:val="single" w:sz="4" w:space="0" w:color="767171" w:themeColor="background2" w:themeShade="80"/>
+              <w:top w:val="single" w:color="767171" w:themeColor="background2" w:themeShade="80" w:sz="4" w:space="0"/>
+              <w:bottom w:val="single" w:color="767171" w:themeColor="background2" w:themeShade="80" w:sz="4" w:space="0"/>
             </w:tcBorders>
           </w:tcPr>
           <w:p>
@@ -2102,8 +2102,8 @@
               <w:tcPr>
                 <w:tcW w:w="3420" w:type="dxa"/>
                 <w:tcBorders>
-                  <w:top w:val="single" w:sz="4" w:space="0" w:color="767171" w:themeColor="background2" w:themeShade="80"/>
-                  <w:bottom w:val="single" w:sz="4" w:space="0" w:color="767171" w:themeColor="background2" w:themeShade="80"/>
+                  <w:top w:val="single" w:color="767171" w:themeColor="background2" w:themeShade="80" w:sz="4" w:space="0"/>
+                  <w:bottom w:val="single" w:color="767171" w:themeColor="background2" w:themeShade="80" w:sz="4" w:space="0"/>
                 </w:tcBorders>
               </w:tcPr>
               <w:p>
@@ -2133,8 +2133,8 @@
           <w:tcPr>
             <w:tcW w:w="1440" w:type="dxa"/>
             <w:tcBorders>
-              <w:top w:val="single" w:sz="4" w:space="0" w:color="767171" w:themeColor="background2" w:themeShade="80"/>
-              <w:bottom w:val="single" w:sz="4" w:space="0" w:color="767171" w:themeColor="background2" w:themeShade="80"/>
+              <w:top w:val="single" w:color="767171" w:themeColor="background2" w:themeShade="80" w:sz="4" w:space="0"/>
+              <w:bottom w:val="single" w:color="767171" w:themeColor="background2" w:themeShade="80" w:sz="4" w:space="0"/>
             </w:tcBorders>
           </w:tcPr>
           <w:p>
@@ -2166,8 +2166,8 @@
                 <w:tcW w:w="2313" w:type="dxa"/>
                 <w:gridSpan w:val="2"/>
                 <w:tcBorders>
-                  <w:top w:val="single" w:sz="4" w:space="0" w:color="767171" w:themeColor="background2" w:themeShade="80"/>
-                  <w:bottom w:val="single" w:sz="4" w:space="0" w:color="767171" w:themeColor="background2" w:themeShade="80"/>
+                  <w:top w:val="single" w:color="767171" w:themeColor="background2" w:themeShade="80" w:sz="4" w:space="0"/>
+                  <w:bottom w:val="single" w:color="767171" w:themeColor="background2" w:themeShade="80" w:sz="4" w:space="0"/>
                 </w:tcBorders>
               </w:tcPr>
               <w:p>
@@ -2214,8 +2214,8 @@
               <w:tcPr>
                 <w:tcW w:w="1621" w:type="dxa"/>
                 <w:tcBorders>
-                  <w:top w:val="single" w:sz="4" w:space="0" w:color="767171" w:themeColor="background2" w:themeShade="80"/>
-                  <w:bottom w:val="single" w:sz="4" w:space="0" w:color="767171" w:themeColor="background2" w:themeShade="80"/>
+                  <w:top w:val="single" w:color="767171" w:themeColor="background2" w:themeShade="80" w:sz="4" w:space="0"/>
+                  <w:bottom w:val="single" w:color="767171" w:themeColor="background2" w:themeShade="80" w:sz="4" w:space="0"/>
                 </w:tcBorders>
               </w:tcPr>
               <w:p>
@@ -2250,8 +2250,8 @@
           <w:tcPr>
             <w:tcW w:w="1440" w:type="dxa"/>
             <w:tcBorders>
-              <w:top w:val="single" w:sz="4" w:space="0" w:color="767171" w:themeColor="background2" w:themeShade="80"/>
-              <w:bottom w:val="single" w:sz="4" w:space="0" w:color="767171" w:themeColor="background2" w:themeShade="80"/>
+              <w:top w:val="single" w:color="767171" w:themeColor="background2" w:themeShade="80" w:sz="4" w:space="0"/>
+              <w:bottom w:val="single" w:color="767171" w:themeColor="background2" w:themeShade="80" w:sz="4" w:space="0"/>
             </w:tcBorders>
           </w:tcPr>
           <w:p>
@@ -2282,8 +2282,8 @@
               <w:tcPr>
                 <w:tcW w:w="3420" w:type="dxa"/>
                 <w:tcBorders>
-                  <w:top w:val="single" w:sz="4" w:space="0" w:color="767171" w:themeColor="background2" w:themeShade="80"/>
-                  <w:bottom w:val="single" w:sz="4" w:space="0" w:color="767171" w:themeColor="background2" w:themeShade="80"/>
+                  <w:top w:val="single" w:color="767171" w:themeColor="background2" w:themeShade="80" w:sz="4" w:space="0"/>
+                  <w:bottom w:val="single" w:color="767171" w:themeColor="background2" w:themeShade="80" w:sz="4" w:space="0"/>
                 </w:tcBorders>
               </w:tcPr>
               <w:p>
@@ -2330,8 +2330,8 @@
               <w:tcPr>
                 <w:tcW w:w="1440" w:type="dxa"/>
                 <w:tcBorders>
-                  <w:top w:val="single" w:sz="4" w:space="0" w:color="767171" w:themeColor="background2" w:themeShade="80"/>
-                  <w:bottom w:val="single" w:sz="4" w:space="0" w:color="767171" w:themeColor="background2" w:themeShade="80"/>
+                  <w:top w:val="single" w:color="767171" w:themeColor="background2" w:themeShade="80" w:sz="4" w:space="0"/>
+                  <w:bottom w:val="single" w:color="767171" w:themeColor="background2" w:themeShade="80" w:sz="4" w:space="0"/>
                 </w:tcBorders>
               </w:tcPr>
               <w:p>
@@ -2378,8 +2378,8 @@
                 <w:tcW w:w="2313" w:type="dxa"/>
                 <w:gridSpan w:val="2"/>
                 <w:tcBorders>
-                  <w:top w:val="single" w:sz="4" w:space="0" w:color="767171" w:themeColor="background2" w:themeShade="80"/>
-                  <w:bottom w:val="single" w:sz="4" w:space="0" w:color="767171" w:themeColor="background2" w:themeShade="80"/>
+                  <w:top w:val="single" w:color="767171" w:themeColor="background2" w:themeShade="80" w:sz="4" w:space="0"/>
+                  <w:bottom w:val="single" w:color="767171" w:themeColor="background2" w:themeShade="80" w:sz="4" w:space="0"/>
                 </w:tcBorders>
               </w:tcPr>
               <w:p>
@@ -2426,8 +2426,8 @@
               <w:tcPr>
                 <w:tcW w:w="1621" w:type="dxa"/>
                 <w:tcBorders>
-                  <w:top w:val="single" w:sz="4" w:space="0" w:color="767171" w:themeColor="background2" w:themeShade="80"/>
-                  <w:bottom w:val="single" w:sz="4" w:space="0" w:color="767171" w:themeColor="background2" w:themeShade="80"/>
+                  <w:top w:val="single" w:color="767171" w:themeColor="background2" w:themeShade="80" w:sz="4" w:space="0"/>
+                  <w:bottom w:val="single" w:color="767171" w:themeColor="background2" w:themeShade="80" w:sz="4" w:space="0"/>
                 </w:tcBorders>
               </w:tcPr>
               <w:p>
@@ -2462,8 +2462,8 @@
           <w:tcPr>
             <w:tcW w:w="1440" w:type="dxa"/>
             <w:tcBorders>
-              <w:top w:val="single" w:sz="4" w:space="0" w:color="767171" w:themeColor="background2" w:themeShade="80"/>
-              <w:bottom w:val="single" w:sz="4" w:space="0" w:color="767171" w:themeColor="background2" w:themeShade="80"/>
+              <w:top w:val="single" w:color="767171" w:themeColor="background2" w:themeShade="80" w:sz="4" w:space="0"/>
+              <w:bottom w:val="single" w:color="767171" w:themeColor="background2" w:themeShade="80" w:sz="4" w:space="0"/>
             </w:tcBorders>
           </w:tcPr>
           <w:p>
@@ -2494,8 +2494,8 @@
               <w:tcPr>
                 <w:tcW w:w="3420" w:type="dxa"/>
                 <w:tcBorders>
-                  <w:top w:val="single" w:sz="4" w:space="0" w:color="767171" w:themeColor="background2" w:themeShade="80"/>
-                  <w:bottom w:val="single" w:sz="4" w:space="0" w:color="767171" w:themeColor="background2" w:themeShade="80"/>
+                  <w:top w:val="single" w:color="767171" w:themeColor="background2" w:themeShade="80" w:sz="4" w:space="0"/>
+                  <w:bottom w:val="single" w:color="767171" w:themeColor="background2" w:themeShade="80" w:sz="4" w:space="0"/>
                 </w:tcBorders>
               </w:tcPr>
               <w:p>
@@ -2542,8 +2542,8 @@
               <w:tcPr>
                 <w:tcW w:w="1440" w:type="dxa"/>
                 <w:tcBorders>
-                  <w:top w:val="single" w:sz="4" w:space="0" w:color="767171" w:themeColor="background2" w:themeShade="80"/>
-                  <w:bottom w:val="single" w:sz="4" w:space="0" w:color="767171" w:themeColor="background2" w:themeShade="80"/>
+                  <w:top w:val="single" w:color="767171" w:themeColor="background2" w:themeShade="80" w:sz="4" w:space="0"/>
+                  <w:bottom w:val="single" w:color="767171" w:themeColor="background2" w:themeShade="80" w:sz="4" w:space="0"/>
                 </w:tcBorders>
               </w:tcPr>
               <w:p>
@@ -2590,8 +2590,8 @@
                 <w:tcW w:w="2313" w:type="dxa"/>
                 <w:gridSpan w:val="2"/>
                 <w:tcBorders>
-                  <w:top w:val="single" w:sz="4" w:space="0" w:color="767171" w:themeColor="background2" w:themeShade="80"/>
-                  <w:bottom w:val="single" w:sz="4" w:space="0" w:color="767171" w:themeColor="background2" w:themeShade="80"/>
+                  <w:top w:val="single" w:color="767171" w:themeColor="background2" w:themeShade="80" w:sz="4" w:space="0"/>
+                  <w:bottom w:val="single" w:color="767171" w:themeColor="background2" w:themeShade="80" w:sz="4" w:space="0"/>
                 </w:tcBorders>
               </w:tcPr>
               <w:p>
@@ -2638,8 +2638,8 @@
               <w:tcPr>
                 <w:tcW w:w="1621" w:type="dxa"/>
                 <w:tcBorders>
-                  <w:top w:val="single" w:sz="4" w:space="0" w:color="767171" w:themeColor="background2" w:themeShade="80"/>
-                  <w:bottom w:val="single" w:sz="4" w:space="0" w:color="767171" w:themeColor="background2" w:themeShade="80"/>
+                  <w:top w:val="single" w:color="767171" w:themeColor="background2" w:themeShade="80" w:sz="4" w:space="0"/>
+                  <w:bottom w:val="single" w:color="767171" w:themeColor="background2" w:themeShade="80" w:sz="4" w:space="0"/>
                 </w:tcBorders>
               </w:tcPr>
               <w:p>
@@ -2674,8 +2674,8 @@
           <w:tcPr>
             <w:tcW w:w="1440" w:type="dxa"/>
             <w:tcBorders>
-              <w:top w:val="single" w:sz="4" w:space="0" w:color="767171" w:themeColor="background2" w:themeShade="80"/>
-              <w:bottom w:val="single" w:sz="4" w:space="0" w:color="767171" w:themeColor="background2" w:themeShade="80"/>
+              <w:top w:val="single" w:color="767171" w:themeColor="background2" w:themeShade="80" w:sz="4" w:space="0"/>
+              <w:bottom w:val="single" w:color="767171" w:themeColor="background2" w:themeShade="80" w:sz="4" w:space="0"/>
             </w:tcBorders>
           </w:tcPr>
           <w:p>
@@ -2704,8 +2704,8 @@
               <w:tcPr>
                 <w:tcW w:w="3420" w:type="dxa"/>
                 <w:tcBorders>
-                  <w:top w:val="single" w:sz="4" w:space="0" w:color="767171" w:themeColor="background2" w:themeShade="80"/>
-                  <w:bottom w:val="single" w:sz="4" w:space="0" w:color="767171" w:themeColor="background2" w:themeShade="80"/>
+                  <w:top w:val="single" w:color="767171" w:themeColor="background2" w:themeShade="80" w:sz="4" w:space="0"/>
+                  <w:bottom w:val="single" w:color="767171" w:themeColor="background2" w:themeShade="80" w:sz="4" w:space="0"/>
                 </w:tcBorders>
               </w:tcPr>
               <w:p>
@@ -2750,8 +2750,8 @@
               <w:tcPr>
                 <w:tcW w:w="1440" w:type="dxa"/>
                 <w:tcBorders>
-                  <w:top w:val="single" w:sz="4" w:space="0" w:color="767171" w:themeColor="background2" w:themeShade="80"/>
-                  <w:bottom w:val="single" w:sz="4" w:space="0" w:color="767171" w:themeColor="background2" w:themeShade="80"/>
+                  <w:top w:val="single" w:color="767171" w:themeColor="background2" w:themeShade="80" w:sz="4" w:space="0"/>
+                  <w:bottom w:val="single" w:color="767171" w:themeColor="background2" w:themeShade="80" w:sz="4" w:space="0"/>
                 </w:tcBorders>
               </w:tcPr>
               <w:p>
@@ -2781,8 +2781,8 @@
             <w:tcW w:w="2313" w:type="dxa"/>
             <w:gridSpan w:val="2"/>
             <w:tcBorders>
-              <w:top w:val="single" w:sz="4" w:space="0" w:color="767171" w:themeColor="background2" w:themeShade="80"/>
-              <w:bottom w:val="single" w:sz="4" w:space="0" w:color="767171" w:themeColor="background2" w:themeShade="80"/>
+              <w:top w:val="single" w:color="767171" w:themeColor="background2" w:themeShade="80" w:sz="4" w:space="0"/>
+              <w:bottom w:val="single" w:color="767171" w:themeColor="background2" w:themeShade="80" w:sz="4" w:space="0"/>
             </w:tcBorders>
           </w:tcPr>
           <w:p>
@@ -2802,8 +2802,8 @@
           <w:tcPr>
             <w:tcW w:w="1621" w:type="dxa"/>
             <w:tcBorders>
-              <w:top w:val="single" w:sz="4" w:space="0" w:color="767171" w:themeColor="background2" w:themeShade="80"/>
-              <w:bottom w:val="single" w:sz="4" w:space="0" w:color="767171" w:themeColor="background2" w:themeShade="80"/>
+              <w:top w:val="single" w:color="767171" w:themeColor="background2" w:themeShade="80" w:sz="4" w:space="0"/>
+              <w:bottom w:val="single" w:color="767171" w:themeColor="background2" w:themeShade="80" w:sz="4" w:space="0"/>
             </w:tcBorders>
           </w:tcPr>
           <w:p>
@@ -2828,8 +2828,8 @@
           <w:tcPr>
             <w:tcW w:w="1440" w:type="dxa"/>
             <w:tcBorders>
-              <w:top w:val="single" w:sz="4" w:space="0" w:color="767171" w:themeColor="background2" w:themeShade="80"/>
-              <w:bottom w:val="single" w:sz="4" w:space="0" w:color="767171" w:themeColor="background2" w:themeShade="80"/>
+              <w:top w:val="single" w:color="767171" w:themeColor="background2" w:themeShade="80" w:sz="4" w:space="0"/>
+              <w:bottom w:val="single" w:color="767171" w:themeColor="background2" w:themeShade="80" w:sz="4" w:space="0"/>
             </w:tcBorders>
           </w:tcPr>
           <w:p>
@@ -2858,8 +2858,8 @@
               <w:tcPr>
                 <w:tcW w:w="3420" w:type="dxa"/>
                 <w:tcBorders>
-                  <w:top w:val="single" w:sz="4" w:space="0" w:color="767171" w:themeColor="background2" w:themeShade="80"/>
-                  <w:bottom w:val="single" w:sz="4" w:space="0" w:color="767171" w:themeColor="background2" w:themeShade="80"/>
+                  <w:top w:val="single" w:color="767171" w:themeColor="background2" w:themeShade="80" w:sz="4" w:space="0"/>
+                  <w:bottom w:val="single" w:color="767171" w:themeColor="background2" w:themeShade="80" w:sz="4" w:space="0"/>
                 </w:tcBorders>
               </w:tcPr>
               <w:p>
@@ -2904,8 +2904,8 @@
               <w:tcPr>
                 <w:tcW w:w="1440" w:type="dxa"/>
                 <w:tcBorders>
-                  <w:top w:val="single" w:sz="4" w:space="0" w:color="767171" w:themeColor="background2" w:themeShade="80"/>
-                  <w:bottom w:val="single" w:sz="4" w:space="0" w:color="767171" w:themeColor="background2" w:themeShade="80"/>
+                  <w:top w:val="single" w:color="767171" w:themeColor="background2" w:themeShade="80" w:sz="4" w:space="0"/>
+                  <w:bottom w:val="single" w:color="767171" w:themeColor="background2" w:themeShade="80" w:sz="4" w:space="0"/>
                 </w:tcBorders>
               </w:tcPr>
               <w:p>
@@ -2935,8 +2935,8 @@
             <w:tcW w:w="2313" w:type="dxa"/>
             <w:gridSpan w:val="2"/>
             <w:tcBorders>
-              <w:top w:val="single" w:sz="4" w:space="0" w:color="767171" w:themeColor="background2" w:themeShade="80"/>
-              <w:bottom w:val="single" w:sz="4" w:space="0" w:color="767171" w:themeColor="background2" w:themeShade="80"/>
+              <w:top w:val="single" w:color="767171" w:themeColor="background2" w:themeShade="80" w:sz="4" w:space="0"/>
+              <w:bottom w:val="single" w:color="767171" w:themeColor="background2" w:themeShade="80" w:sz="4" w:space="0"/>
             </w:tcBorders>
           </w:tcPr>
           <w:p>
@@ -2956,8 +2956,8 @@
           <w:tcPr>
             <w:tcW w:w="1621" w:type="dxa"/>
             <w:tcBorders>
-              <w:top w:val="single" w:sz="4" w:space="0" w:color="767171" w:themeColor="background2" w:themeShade="80"/>
-              <w:bottom w:val="single" w:sz="4" w:space="0" w:color="767171" w:themeColor="background2" w:themeShade="80"/>
+              <w:top w:val="single" w:color="767171" w:themeColor="background2" w:themeShade="80" w:sz="4" w:space="0"/>
+              <w:bottom w:val="single" w:color="767171" w:themeColor="background2" w:themeShade="80" w:sz="4" w:space="0"/>
             </w:tcBorders>
           </w:tcPr>
           <w:p>
@@ -2982,8 +2982,8 @@
           <w:tcPr>
             <w:tcW w:w="1440" w:type="dxa"/>
             <w:tcBorders>
-              <w:top w:val="single" w:sz="4" w:space="0" w:color="767171" w:themeColor="background2" w:themeShade="80"/>
-              <w:bottom w:val="single" w:sz="4" w:space="0" w:color="auto"/>
+              <w:top w:val="single" w:color="767171" w:themeColor="background2" w:themeShade="80" w:sz="4" w:space="0"/>
+              <w:bottom w:val="single" w:color="auto" w:sz="4" w:space="0"/>
             </w:tcBorders>
           </w:tcPr>
           <w:p>
@@ -2997,8 +2997,8 @@
           <w:tcPr>
             <w:tcW w:w="3420" w:type="dxa"/>
             <w:tcBorders>
-              <w:top w:val="single" w:sz="4" w:space="0" w:color="767171" w:themeColor="background2" w:themeShade="80"/>
-              <w:bottom w:val="single" w:sz="4" w:space="0" w:color="auto"/>
+              <w:top w:val="single" w:color="767171" w:themeColor="background2" w:themeShade="80" w:sz="4" w:space="0"/>
+              <w:bottom w:val="single" w:color="auto" w:sz="4" w:space="0"/>
             </w:tcBorders>
           </w:tcPr>
           <w:p>
@@ -3012,8 +3012,8 @@
           <w:tcPr>
             <w:tcW w:w="1440" w:type="dxa"/>
             <w:tcBorders>
-              <w:top w:val="single" w:sz="4" w:space="0" w:color="767171" w:themeColor="background2" w:themeShade="80"/>
-              <w:bottom w:val="single" w:sz="4" w:space="0" w:color="auto"/>
+              <w:top w:val="single" w:color="767171" w:themeColor="background2" w:themeShade="80" w:sz="4" w:space="0"/>
+              <w:bottom w:val="single" w:color="auto" w:sz="4" w:space="0"/>
             </w:tcBorders>
           </w:tcPr>
           <w:p>
@@ -3046,8 +3046,8 @@
                 <w:tcW w:w="2313" w:type="dxa"/>
                 <w:gridSpan w:val="2"/>
                 <w:tcBorders>
-                  <w:top w:val="single" w:sz="4" w:space="0" w:color="767171" w:themeColor="background2" w:themeShade="80"/>
-                  <w:bottom w:val="single" w:sz="4" w:space="0" w:color="auto"/>
+                  <w:top w:val="single" w:color="767171" w:themeColor="background2" w:themeShade="80" w:sz="4" w:space="0"/>
+                  <w:bottom w:val="single" w:color="auto" w:sz="4" w:space="0"/>
                 </w:tcBorders>
               </w:tcPr>
               <w:p>
@@ -3097,8 +3097,8 @@
               <w:tcPr>
                 <w:tcW w:w="1621" w:type="dxa"/>
                 <w:tcBorders>
-                  <w:top w:val="single" w:sz="4" w:space="0" w:color="767171" w:themeColor="background2" w:themeShade="80"/>
-                  <w:bottom w:val="single" w:sz="4" w:space="0" w:color="auto"/>
+                  <w:top w:val="single" w:color="767171" w:themeColor="background2" w:themeShade="80" w:sz="4" w:space="0"/>
+                  <w:bottom w:val="single" w:color="auto" w:sz="4" w:space="0"/>
                 </w:tcBorders>
               </w:tcPr>
               <w:p>
@@ -3196,12 +3196,12 @@
       <w:tblW w:w="5000" w:type="pct"/>
       <w:tblCellSpacing w:w="11" w:type="dxa"/>
       <w:tblBorders>
-        <w:top w:val="none" w:sz="0" w:space="0" w:color="auto"/>
-        <w:left w:val="none" w:sz="0" w:space="0" w:color="auto"/>
-        <w:bottom w:val="none" w:sz="0" w:space="0" w:color="auto"/>
-        <w:right w:val="none" w:sz="0" w:space="0" w:color="auto"/>
-        <w:insideH w:val="none" w:sz="0" w:space="0" w:color="auto"/>
-        <w:insideV w:val="none" w:sz="0" w:space="0" w:color="auto"/>
+        <w:top w:val="none" w:color="auto" w:sz="0" w:space="0"/>
+        <w:left w:val="none" w:color="auto" w:sz="0" w:space="0"/>
+        <w:bottom w:val="none" w:color="auto" w:sz="0" w:space="0"/>
+        <w:right w:val="none" w:color="auto" w:sz="0" w:space="0"/>
+        <w:insideH w:val="none" w:color="auto" w:sz="0" w:space="0"/>
+        <w:insideV w:val="none" w:color="auto" w:sz="0" w:space="0"/>
       </w:tblBorders>
       <w:tblCellMar>
         <w:left w:w="0" w:type="dxa"/>
@@ -3227,12 +3227,12 @@
             <w:tblStyle w:val="TableGrid"/>
             <w:tblW w:w="5000" w:type="pct"/>
             <w:tblBorders>
-              <w:top w:val="none" w:sz="0" w:space="0" w:color="auto"/>
-              <w:left w:val="none" w:sz="0" w:space="0" w:color="auto"/>
-              <w:bottom w:val="none" w:sz="0" w:space="0" w:color="auto"/>
-              <w:right w:val="none" w:sz="0" w:space="0" w:color="auto"/>
-              <w:insideH w:val="none" w:sz="0" w:space="0" w:color="auto"/>
-              <w:insideV w:val="none" w:sz="0" w:space="0" w:color="auto"/>
+              <w:top w:val="none" w:color="auto" w:sz="0" w:space="0"/>
+              <w:left w:val="none" w:color="auto" w:sz="0" w:space="0"/>
+              <w:bottom w:val="none" w:color="auto" w:sz="0" w:space="0"/>
+              <w:right w:val="none" w:color="auto" w:sz="0" w:space="0"/>
+              <w:insideH w:val="none" w:color="auto" w:sz="0" w:space="0"/>
+              <w:insideV w:val="none" w:color="auto" w:sz="0" w:space="0"/>
             </w:tblBorders>
             <w:tblCellMar>
               <w:left w:w="0" w:type="dxa"/>
@@ -3291,12 +3291,12 @@
       <w:tblStyle w:val="TableGrid"/>
       <w:tblW w:w="0" w:type="auto"/>
       <w:tblBorders>
-        <w:top w:val="none" w:sz="0" w:space="0" w:color="auto"/>
-        <w:left w:val="none" w:sz="0" w:space="0" w:color="auto"/>
-        <w:bottom w:val="none" w:sz="0" w:space="0" w:color="auto"/>
-        <w:right w:val="none" w:sz="0" w:space="0" w:color="auto"/>
-        <w:insideH w:val="none" w:sz="0" w:space="0" w:color="auto"/>
-        <w:insideV w:val="none" w:sz="0" w:space="0" w:color="auto"/>
+        <w:top w:val="none" w:color="auto" w:sz="0" w:space="0"/>
+        <w:left w:val="none" w:color="auto" w:sz="0" w:space="0"/>
+        <w:bottom w:val="none" w:color="auto" w:sz="0" w:space="0"/>
+        <w:right w:val="none" w:color="auto" w:sz="0" w:space="0"/>
+        <w:insideH w:val="none" w:color="auto" w:sz="0" w:space="0"/>
+        <w:insideV w:val="none" w:color="auto" w:sz="0" w:space="0"/>
       </w:tblBorders>
       <w:tblLayout w:type="fixed"/>
       <w:tblLook w:val="04A0" w:firstRow="1" w:lastRow="0" w:firstColumn="1" w:lastColumn="0" w:noHBand="0" w:noVBand="1"/>
@@ -3586,12 +3586,12 @@
       <w:tblStyle w:val="TableGrid"/>
       <w:tblW w:w="5000" w:type="pct"/>
       <w:tblBorders>
-        <w:top w:val="none" w:sz="0" w:space="0" w:color="auto"/>
-        <w:left w:val="none" w:sz="0" w:space="0" w:color="auto"/>
-        <w:bottom w:val="none" w:sz="0" w:space="0" w:color="auto"/>
-        <w:right w:val="none" w:sz="0" w:space="0" w:color="auto"/>
-        <w:insideH w:val="none" w:sz="0" w:space="0" w:color="auto"/>
-        <w:insideV w:val="none" w:sz="0" w:space="0" w:color="auto"/>
+        <w:top w:val="none" w:color="auto" w:sz="0" w:space="0"/>
+        <w:left w:val="none" w:color="auto" w:sz="0" w:space="0"/>
+        <w:bottom w:val="none" w:color="auto" w:sz="0" w:space="0"/>
+        <w:right w:val="none" w:color="auto" w:sz="0" w:space="0"/>
+        <w:insideH w:val="none" w:color="auto" w:sz="0" w:space="0"/>
+        <w:insideV w:val="none" w:color="auto" w:sz="0" w:space="0"/>
       </w:tblBorders>
       <w:tblCellMar>
         <w:left w:w="0" w:type="dxa"/>
@@ -6079,593 +6079,343 @@
 <b:Sources xmlns:b="http://schemas.openxmlformats.org/officeDocument/2006/bibliography" xmlns="http://schemas.openxmlformats.org/officeDocument/2006/bibliography" SelectedStyle="\APASixthEditionOfficeOnline.xsl" StyleName="APA" Version="6"/>
 </file>
 
-<file path=customXml/item3.xml>��< ? x m l   v e r s i o n = " 1 . 0 "   e n c o d i n g = " u t f - 1 6 " ? > - 
- < N a v W o r d R e p o r t X m l P a r t   x m l n s = " u r n : m i c r o s o f t - d y n a m i c s - n a v / r e p o r t s / S t a n d a r d _ P u r c h a s e _ O r d e r / 1 3 2 2 / " > - 
-     < B C R e p o r t I n f o r m a t i o n   x m l n s = " " > - 
-         < R e p o r t M e t a d a t a > - 
-             < E x t e n s i o n I D > E x t e n s i o n   I D < / E x t e n s i o n I D > - 
-             < E x t e n s i o n N a m e > E x t e n s i o n   n a m e < / E x t e n s i o n N a m e > - 
-             < E x t e n s i o n P u b l i s h e r > E x t e n s i o n   p u b l i s h e r < / E x t e n s i o n P u b l i s h e r > - 
-             < E x t e n s i o n V e r s i o n > E x t e n s i o n   v e r s i o n < / E x t e n s i o n V e r s i o n > - 
-             < R e p o r t I D > R e p o r t   I D < / R e p o r t I D > - 
-             < R e p o r t N a m e > R e p o r t   n a m e < / R e p o r t N a m e > - 
-             < A b o u t T h i s R e p o r t T i t l e > A b o u t   T h i s   R e p o r t   T i t l e < / A b o u t T h i s R e p o r t T i t l e > - 
-             < A b o u t T h i s R e p o r t T e x t > A b o u t   T h i s   R e p o r t   T e x t < / A b o u t T h i s R e p o r t T e x t > - 
-             < R e p o r t H e l p L i n k > R e p o r t   H e l p   L i n k < / R e p o r t H e l p L i n k > - 
-         < / R e p o r t M e t a d a t a > - 
-         < R e p o r t R e q u e s t > - 
-             < T e n a n t E n t r a I d > T e n a n t   E n t r a   I d < / T e n a n t E n t r a I d > - 
-             < E n v i r o n m e n t N a m e > E n v i r o n m e n t   n a m e < / E n v i r o n m e n t N a m e > - 
-             < E n v i r o n m e n t T y p e > E n v i r o n m e n t   t y p e < / E n v i r o n m e n t T y p e > - 
-             < C o m p a n y N a m e > C o m p a n y   n a m e < / C o m p a n y N a m e > - 
-             < C o m p a n y I d > C o m p a n y   I d < / C o m p a n y I d > - 
-             < U s e r N a m e > U s e r   n a m e < / U s e r N a m e > - 
-             < D a t e A n d T i m e > D a t e   a n d   t i m e < / D a t e A n d T i m e > - 
-             < L a n g u a g e > L a n g u a g e < / L a n g u a g e > - 
-             < F o r m a t R e g i o n > F o r m a t   R e g i o n < / F o r m a t R e g i o n > - 
-             < D a t e T i m e V a l u e s > - 
-                 < Y e a r > Y e a r < / Y e a r > - 
-                 < M o n t h N u m b e r > M o n t h   n u m b e r < / M o n t h N u m b e r > - 
-                 < D a y N u m b e r > D a y   n u m b e r < / D a y N u m b e r > - 
-                 < H o u r > H o u r < / H o u r > - 
-                 < M i n u t e > M i n u t e < / M i n u t e > - 
-             < / D a t e T i m e V a l u e s > - 
-         < / R e p o r t R e q u e s t > - 
-     < / B C R e p o r t I n f o r m a t i o n > - 
-     < P u r c h a s e _ H e a d e r > - 
-         < A l l o w I n v o i c e D i s c _ L b l > A l l o w I n v o i c e D i s c _ L b l < / A l l o w I n v o i c e D i s c _ L b l > - 
-         < A m o u n t _ L b l > A m o u n t _ L b l < / A m o u n t _ L b l > - 
-         < B u y e r _ L b l > B u y e r _ L b l < / B u y e r _ L b l > - 
-         < B u y F r m V e n d N o _ P u r c h H e a d e r > B u y F r m V e n d N o _ P u r c h H e a d e r < / B u y F r m V e n d N o _ P u r c h H e a d e r > - 
-         < B u y F r m V e n d N o _ P u r c h H e a d e r _ L b l > B u y F r m V e n d N o _ P u r c h H e a d e r _ L b l < / B u y F r m V e n d N o _ P u r c h H e a d e r _ L b l > - 
-         < B u y F r o m A d d r 1 > B u y F r o m A d d r 1 < / B u y F r o m A d d r 1 > - 
-         < B u y F r o m A d d r 2 > B u y F r o m A d d r 2 < / B u y F r o m A d d r 2 > - 
-         < B u y F r o m A d d r 3 > B u y F r o m A d d r 3 < / B u y F r o m A d d r 3 > - 
-         < B u y F r o m A d d r 4 > B u y F r o m A d d r 4 < / B u y F r o m A d d r 4 > - 
-         < B u y F r o m A d d r 5 > B u y F r o m A d d r 5 < / B u y F r o m A d d r 5 > - 
-         < B u y F r o m A d d r 6 > B u y F r o m A d d r 6 < / B u y F r o m A d d r 6 > - 
-         < B u y F r o m A d d r 7 > B u y F r o m A d d r 7 < / B u y F r o m A d d r 7 > - 
-         < B u y F r o m A d d r 8 > B u y F r o m A d d r 8 < / B u y F r o m A d d r 8 > - 
-         < B u y F r o m C o n t a c t E m a i l > B u y F r o m C o n t a c t E m a i l < / B u y F r o m C o n t a c t E m a i l > - 
-         < B u y F r o m C o n t a c t E m a i l L b l > B u y F r o m C o n t a c t E m a i l L b l < / B u y F r o m C o n t a c t E m a i l L b l > - 
-         < B u y F r o m C o n t a c t M o b i l e P h o n e N o > B u y F r o m C o n t a c t M o b i l e P h o n e N o < / B u y F r o m C o n t a c t M o b i l e P h o n e N o > - 
-         < B u y F r o m C o n t a c t M o b i l e P h o n e N o L b l > B u y F r o m C o n t a c t M o b i l e P h o n e N o L b l < / B u y F r o m C o n t a c t M o b i l e P h o n e N o L b l > - 
-         < B u y F r o m C o n t a c t P h o n e N o > B u y F r o m C o n t a c t P h o n e N o < / B u y F r o m C o n t a c t P h o n e N o > - 
-         < B u y F r o m C o n t a c t P h o n e N o L b l > B u y F r o m C o n t a c t P h o n e N o L b l < / B u y F r o m C o n t a c t P h o n e N o L b l > - 
-         < C o m p a n y A d d r e s s 1 > C o m p a n y A d d r e s s 1 < / C o m p a n y A d d r e s s 1 > - 
-         < C o m p a n y A d d r e s s 2 > C o m p a n y A d d r e s s 2 < / C o m p a n y A d d r e s s 2 > - 
-         < C o m p a n y A d d r e s s 3 > C o m p a n y A d d r e s s 3 < / C o m p a n y A d d r e s s 3 > - 
-         < C o m p a n y A d d r e s s 4 > C o m p a n y A d d r e s s 4 < / C o m p a n y A d d r e s s 4 > - 
-         < C o m p a n y A d d r e s s 5 > C o m p a n y A d d r e s s 5 < / C o m p a n y A d d r e s s 5 > - 
-         < C o m p a n y A d d r e s s 6 > C o m p a n y A d d r e s s 6 < / C o m p a n y A d d r e s s 6 > - 
-         < C o m p a n y B a n k A c c o u n t N o > C o m p a n y B a n k A c c o u n t N o < / C o m p a n y B a n k A c c o u n t N o > - 
-         < C o m p a n y B a n k A c c o u n t N o _ L b l > C o m p a n y B a n k A c c o u n t N o _ L b l < / C o m p a n y B a n k A c c o u n t N o _ L b l > - 
-         < C o m p a n y B a n k B r a n c h N o > C o m p a n y B a n k B r a n c h N o < / C o m p a n y B a n k B r a n c h N o > - 
-         < C o m p a n y B a n k B r a n c h N o _ L b l > C o m p a n y B a n k B r a n c h N o _ L b l < / C o m p a n y B a n k B r a n c h N o _ L b l > - 
-         < C o m p a n y B a n k N a m e > C o m p a n y B a n k N a m e < / C o m p a n y B a n k N a m e > - 
-         < C o m p a n y B a n k N a m e _ L b l > C o m p a n y B a n k N a m e _ L b l < / C o m p a n y B a n k N a m e _ L b l > - 
-         < C o m p a n y C u s t o m G i r o > C o m p a n y C u s t o m G i r o < / C o m p a n y C u s t o m G i r o > - 
-         < C o m p a n y C u s t o m G i r o _ L b l > C o m p a n y C u s t o m G i r o _ L b l < / C o m p a n y C u s t o m G i r o _ L b l > - 
-         < C o m p a n y E M a i l > C o m p a n y E M a i l < / C o m p a n y E M a i l > - 
-         < C o m p a n y E m a i l _ L b l > C o m p a n y E m a i l _ L b l < / C o m p a n y E m a i l _ L b l > - 
-         < C o m p a n y G i r o N o > C o m p a n y G i r o N o < / C o m p a n y G i r o N o > - 
-         < C o m p a n y G i r o N o _ L b l > C o m p a n y G i r o N o _ L b l < / C o m p a n y G i r o N o _ L b l > - 
-         < C o m p a n y H o m e P a g e > C o m p a n y H o m e P a g e < / C o m p a n y H o m e P a g e > - 
-         < C o m p a n y H o m e P a g e _ L b l > C o m p a n y H o m e P a g e _ L b l < / C o m p a n y H o m e P a g e _ L b l > - 
-         < C o m p a n y I B A N > C o m p a n y I B A N < / C o m p a n y I B A N > - 
-         < C o m p a n y I B A N _ L b l > C o m p a n y I B A N _ L b l < / C o m p a n y I B A N _ L b l > - 
-         < C o m p a n y L e g a l O f f i c e > C o m p a n y L e g a l O f f i c e < / C o m p a n y L e g a l O f f i c e > - 
-         < C o m p a n y L e g a l O f f i c e _ L b l > C o m p a n y L e g a l O f f i c e _ L b l < / C o m p a n y L e g a l O f f i c e _ L b l > - 
-         < C o m p a n y L o g o P o s i t i o n > C o m p a n y L o g o P o s i t i o n < / C o m p a n y L o g o P o s i t i o n > - 
-         < C o m p a n y P h o n e N o > C o m p a n y P h o n e N o < / C o m p a n y P h o n e N o > - 
-         < C o m p a n y P h o n e N o _ L b l > C o m p a n y P h o n e N o _ L b l < / C o m p a n y P h o n e N o _ L b l > - 
-         < C o m p a n y P i c t u r e   / > - 
-         < C o m p a n y R e g i s t r a t i o n N u m b e r > C o m p a n y R e g i s t r a t i o n N u m b e r < / C o m p a n y R e g i s t r a t i o n N u m b e r > - 
-         < C o m p a n y R e g i s t r a t i o n N u m b e r _ L b l > C o m p a n y R e g i s t r a t i o n N u m b e r _ L b l < / C o m p a n y R e g i s t r a t i o n N u m b e r _ L b l > - 
-         < C o m p a n y S W I F T > C o m p a n y S W I F T < / C o m p a n y S W I F T > - 
-         < C o m p a n y S W I F T _ L b l > C o m p a n y S W I F T _ L b l < / C o m p a n y S W I F T _ L b l > - 
-         < C o m p a n y V A T R e g i s t r a t i o n N o > C o m p a n y V A T R e g i s t r a t i o n N o < / C o m p a n y V A T R e g i s t r a t i o n N o > - 
-         < C o m p a n y V A T R e g i s t r a t i o n N o _ L b l > C o m p a n y V A T R e g i s t r a t i o n N o _ L b l < / C o m p a n y V A T R e g i s t r a t i o n N o _ L b l > - 
-         < C o m p a n y V A T R e g N o > C o m p a n y V A T R e g N o < / C o m p a n y V A T R e g N o > - 
-         < C o m p a n y V A T R e g N o _ L b l > C o m p a n y V A T R e g N o _ L b l < / C o m p a n y V A T R e g N o _ L b l > - 
-         < C o n f i r m T o C a p t i o n _ L b l > C o n f i r m T o C a p t i o n _ L b l < / C o n f i r m T o C a p t i o n _ L b l > - 
-         < D i m T e x t > D i m T e x t < / D i m T e x t > - 
-         < D o c T y p e _ P u r c h H e a d e r > D o c T y p e _ P u r c h H e a d e r < / D o c T y p e _ P u r c h H e a d e r > - 
-         < D o c u m e n t D a t e > D o c u m e n t D a t e < / D o c u m e n t D a t e > - 
-         < D o c u m e n t D a t e _ L b l > D o c u m e n t D a t e _ L b l < / D o c u m e n t D a t e _ L b l > - 
-         < D o c u m e n t T i t l e _ L b l > D o c u m e n t T i t l e _ L b l < / D o c u m e n t T i t l e _ L b l > - 
-         < D u e D a t e > D u e D a t e < / D u e D a t e > - 
-         < E m a i l I D _ L b l > E m a i l I D _ L b l < / E m a i l I D _ L b l > - 
-         < E x p t R e c p t D t _ P u r c h a s e H e a d e r > E x p t R e c p t D t _ P u r c h a s e H e a d e r < / E x p t R e c p t D t _ P u r c h a s e H e a d e r > - 
-         < H o m e P a g e _ L b l > H o m e P a g e _ L b l < / H o m e P a g e _ L b l > - 
-         < I n v o i c e D i s c o u n t C a p t i o n _ L b l > I n v o i c e D i s c o u n t C a p t i o n _ L b l < / I n v o i c e D i s c o u n t C a p t i o n _ L b l > - 
-         < I t e m D e s c r i p t i o n _ L b l > I t e m D e s c r i p t i o n _ L b l < / I t e m D e s c r i p t i o n _ L b l > - 
-         < I t e m L i n e A m o u n t _ L b l > I t e m L i n e A m o u n t _ L b l < / I t e m L i n e A m o u n t _ L b l > - 
-         < I t e m N u m b e r _ L b l > I t e m N u m b e r _ L b l < / I t e m N u m b e r _ L b l > - 
-         < I t e m Q u a n t i t y _ L b l > I t e m Q u a n t i t y _ L b l < / I t e m Q u a n t i t y _ L b l > - 
-         < I t e m U n i t _ L b l > I t e m U n i t _ L b l < / I t e m U n i t _ L b l > - 
-         < I t e m U n i t P r i c e _ L b l > I t e m U n i t P r i c e _ L b l < / I t e m U n i t P r i c e _ L b l > - 
-         < N o _ P u r c h H e a d e r > N o _ P u r c h H e a d e r < / N o _ P u r c h H e a d e r > - 
-         < O r d e r D a t e _ L b l > O r d e r D a t e _ L b l < / O r d e r D a t e _ L b l > - 
-         < O r d e r D a t e _ P u r c h a s e H e a d e r > O r d e r D a t e _ P u r c h a s e H e a d e r < / O r d e r D a t e _ P u r c h a s e H e a d e r > - 
-         < O r d e r N o _ L b l > O r d e r N o _ L b l < / O r d e r N o _ L b l > - 
-         < O u t p u t N o > O u t p u t N o < / O u t p u t N o > - 
-         < P a g e _ L b l > P a g e _ L b l < / P a g e _ L b l > - 
-         < P a y m e n t D e t a i l s _ L b l > P a y m e n t D e t a i l s _ L b l < / P a y m e n t D e t a i l s _ L b l > - 
-         < P a y m e n t T e r m s D e s c > P a y m e n t T e r m s D e s c < / P a y m e n t T e r m s D e s c > - 
-         < P a y m e n t T e r m s D e s c _ L b l > P a y m e n t T e r m s D e s c _ L b l < / P a y m e n t T e r m s D e s c _ L b l > - 
-         < P a y T o C o n t a c t E m a i l > P a y T o C o n t a c t E m a i l < / P a y T o C o n t a c t E m a i l > - 
-         < P a y T o C o n t a c t E m a i l L b l > P a y T o C o n t a c t E m a i l L b l < / P a y T o C o n t a c t E m a i l L b l > - 
-         < P a y T o C o n t a c t M o b i l e P h o n e N o > P a y T o C o n t a c t M o b i l e P h o n e N o < / P a y T o C o n t a c t M o b i l e P h o n e N o > - 
-         < P a y T o C o n t a c t M o b i l e P h o n e N o L b l > P a y T o C o n t a c t M o b i l e P h o n e N o L b l < / P a y T o C o n t a c t M o b i l e P h o n e N o L b l > - 
-         < P a y T o C o n t a c t P h o n e N o > P a y T o C o n t a c t P h o n e N o < / P a y T o C o n t a c t P h o n e N o > - 
-         < P a y T o C o n t a c t P h o n e N o L b l > P a y T o C o n t a c t P h o n e N o L b l < / P a y T o C o n t a c t P h o n e N o L b l > - 
-         < P a y T o V e n d N o _ P u r c h H e a d e r > P a y T o V e n d N o _ P u r c h H e a d e r < / P a y T o V e n d N o _ P u r c h H e a d e r > - 
-         < P r e p m t P a y m e n t T e r m s D e s c > P r e p m t P a y m e n t T e r m s D e s c < / P r e p m t P a y m e n t T e r m s D e s c > - 
-         < P r e p y m t T e r m s D e s c _ L b l > P r e p y m t T e r m s D e s c _ L b l < / P r e p y m t T e r m s D e s c _ L b l > - 
-         < P r i c e s I n c l u d i n g V A T _ L b l > P r i c e s I n c l u d i n g V A T _ L b l < / P r i c e s I n c l u d i n g V A T _ L b l > - 
-         < P r i c e s I n c l V A T _ P u r c h H e a d e r > P r i c e s I n c l V A T _ P u r c h H e a d e r < / P r i c e s I n c l V A T _ P u r c h H e a d e r > - 
-         < P r i c e s I n c l V A T _ P u r c h H e a d e r _ L b l > P r i c e s I n c l V A T _ P u r c h H e a d e r _ L b l < / P r i c e s I n c l V A T _ P u r c h H e a d e r _ L b l > - 
-         < P r i c e s I n c l V A T t x t > P r i c e s I n c l V A T t x t < / P r i c e s I n c l V A T t x t > - 
-         < P u r c h a s e r T e x t > P u r c h a s e r T e x t < / P u r c h a s e r T e x t > - 
-         < P u r c h L i n e I n v D i s c A m t _ L b l > P u r c h L i n e I n v D i s c A m t _ L b l < / P u r c h L i n e I n v D i s c A m t _ L b l > - 
-         < P u r c h O r d e r C a p t i o n _ L b l > P u r c h O r d e r C a p t i o n _ L b l < / P u r c h O r d e r C a p t i o n _ L b l > - 
-         < P u r c h O r d e r D a t e C a p t i o n _ L b l > P u r c h O r d e r D a t e C a p t i o n _ L b l < / P u r c h O r d e r D a t e C a p t i o n _ L b l > - 
-         < P u r c h O r d e r N u m C a p t i o n _ L b l > P u r c h O r d e r N u m C a p t i o n _ L b l < / P u r c h O r d e r N u m C a p t i o n _ L b l > - 
-         < R e c e i v e b y _ L b l > R e c e i v e b y _ L b l < / R e c e i v e b y _ L b l > - 
-         < R e f e r e n c e T e x t > R e f e r e n c e T e x t < / R e f e r e n c e T e x t > - 
-         < S a l e s P u r c h P e r s o n N a m e > S a l e s P u r c h P e r s o n N a m e < / S a l e s P u r c h P e r s o n N a m e > - 
-         < S e l l T o C u s t N o _ P u r c h H e a d e r > S e l l T o C u s t N o _ P u r c h H e a d e r < / S e l l T o C u s t N o _ P u r c h H e a d e r > - 
-         < S e l l T o C u s t N o _ P u r c h H e a d e r _ L b l > S e l l T o C u s t N o _ P u r c h H e a d e r _ L b l < / S e l l T o C u s t N o _ P u r c h H e a d e r _ L b l > - 
-         < S h i p m e n t M e t h o d D e s c > S h i p m e n t M e t h o d D e s c < / S h i p m e n t M e t h o d D e s c > - 
-         < S h i p m e n t M e t h o d D e s c _ L b l > S h i p m e n t M e t h o d D e s c _ L b l < / S h i p m e n t M e t h o d D e s c _ L b l > - 
-         < S h i p T o A d d r 1 > S h i p T o A d d r 1 < / S h i p T o A d d r 1 > - 
-         < S h i p T o A d d r 2 > S h i p T o A d d r 2 < / S h i p T o A d d r 2 > - 
-         < S h i p T o A d d r 3 > S h i p T o A d d r 3 < / S h i p T o A d d r 3 > - 
-         < S h i p T o A d d r 4 > S h i p T o A d d r 4 < / S h i p T o A d d r 4 > - 
-         < S h i p T o A d d r 5 > S h i p T o A d d r 5 < / S h i p T o A d d r 5 > - 
-         < S h i p T o A d d r 6 > S h i p T o A d d r 6 < / S h i p T o A d d r 6 > - 
-         < S h i p T o A d d r 7 > S h i p T o A d d r 7 < / S h i p T o A d d r 7 > - 
-         < S h i p T o A d d r 8 > S h i p T o A d d r 8 < / S h i p T o A d d r 8 > - 
-         < S h i p t o A d d r e s s _ L b l > S h i p t o A d d r e s s _ L b l < / S h i p t o A d d r e s s _ L b l > - 
-         < S u b t o t a l _ L b l > S u b t o t a l _ L b l < / S u b t o t a l _ L b l > - 
-         < T a x _ L b l > T a x _ L b l < / T a x _ L b l > - 
-         < T a x I d e n t T y p e C a p t i o n _ L b l > T a x I d e n t T y p e C a p t i o n _ L b l < / T a x I d e n t T y p e C a p t i o n _ L b l > - 
-         < T o C a p t i o n _ L b l > T o C a p t i o n _ L b l < / T o C a p t i o n _ L b l > - 
-         < T o t a l _ L b l > T o t a l _ L b l < / T o t a l _ L b l > - 
-         < T o t a l P r i c e C a p t i o n _ L b l > T o t a l P r i c e C a p t i o n _ L b l < / T o t a l P r i c e C a p t i o n _ L b l > - 
-         < T o t a l T a x L a b e l > T o t a l T a x L a b e l < / T o t a l T a x L a b e l > - 
-         < V A L V A T B a s e L C Y _ L b l > V A L V A T B a s e L C Y _ L b l < / V A L V A T B a s e L C Y _ L b l > - 
-         < V A T A m t L i n e I n v D i s c B a s e A m t _ L b l > V A T A m t L i n e I n v D i s c B a s e A m t _ L b l < / V A T A m t L i n e I n v D i s c B a s e A m t _ L b l > - 
-         < V A T A m t L i n e L i n e A m t _ L b l > V A T A m t L i n e L i n e A m t _ L b l < / V A T A m t L i n e L i n e A m t _ L b l > - 
-         < V A T A m t L i n e V A T _ L b l > V A T A m t L i n e V A T _ L b l < / V A T A m t L i n e V A T _ L b l > - 
-         < V A T A m t L i n e V A T A m t _ L b l > V A T A m t L i n e V A T A m t _ L b l < / V A T A m t L i n e V A T A m t _ L b l > - 
-         < V A T A m t S p e c _ L b l > V A T A m t S p e c _ L b l < / V A T A m t S p e c _ L b l > - 
-         < V A T B a s e D i s c _ P u r c h H e a d e r > V A T B a s e D i s c _ P u r c h H e a d e r < / V A T B a s e D i s c _ P u r c h H e a d e r > - 
-         < V A T I d e n t i f i e r _ L b l > V A T I d e n t i f i e r _ L b l < / V A T I d e n t i f i e r _ L b l > - 
-         < V A T N o T e x t > V A T N o T e x t < / V A T N o T e x t > - 
-         < V A T R e g N o _ P u r c h H e a d e r > V A T R e g N o _ P u r c h H e a d e r < / V A T R e g N o _ P u r c h H e a d e r > - 
-         < V e n d A d d r 1 > V e n d A d d r 1 < / V e n d A d d r 1 > - 
-         < V e n d A d d r 2 > V e n d A d d r 2 < / V e n d A d d r 2 > - 
-         < V e n d A d d r 3 > V e n d A d d r 3 < / V e n d A d d r 3 > - 
-         < V e n d A d d r 4 > V e n d A d d r 4 < / V e n d A d d r 4 > - 
-         < V e n d A d d r 5 > V e n d A d d r 5 < / V e n d A d d r 5 > - 
-         < V e n d A d d r 6 > V e n d A d d r 6 < / V e n d A d d r 6 > - 
-         < V e n d A d d r 7 > V e n d A d d r 7 < / V e n d A d d r 7 > - 
-         < V e n d A d d r 8 > V e n d A d d r 8 < / V e n d A d d r 8 > - 
-         < V e n d N o _ L b l > V e n d N o _ L b l < / V e n d N o _ L b l > - 
-         < V e n d o r I D C a p t i o n _ L b l > V e n d o r I D C a p t i o n _ L b l < / V e n d o r I D C a p t i o n _ L b l > - 
-         < V e n d o r I n v o i c e N o > V e n d o r I n v o i c e N o < / V e n d o r I n v o i c e N o > - 
-         < V e n d o r I n v o i c e N o _ L b l > V e n d o r I n v o i c e N o _ L b l < / V e n d o r I n v o i c e N o _ L b l > - 
-         < V e n d o r O r d e r N o > V e n d o r O r d e r N o < / V e n d o r O r d e r N o > - 
-         < V e n d o r O r d e r N o _ L b l > V e n d o r O r d e r N o _ L b l < / V e n d o r O r d e r N o _ L b l > - 
-         < Y o u r R e f _ P u r c h H e a d e r > Y o u r R e f _ P u r c h H e a d e r < / Y o u r R e f _ P u r c h H e a d e r > - 
-         < P u r c h a s e _ L i n e > - 
-             < A l l o w I n v D i s c _ P u r c h L i n e > A l l o w I n v D i s c _ P u r c h L i n e < / A l l o w I n v D i s c _ P u r c h L i n e > - 
-             < A l l o w I n v D i s c t x t > A l l o w I n v D i s c t x t < / A l l o w I n v D i s c t x t > - 
-             < A m o u n t I n c l u d i n g V A T > A m o u n t I n c l u d i n g V A T < / A m o u n t I n c l u d i n g V A T > - 
-             < C r o s s R e f e r e n c e N o _ P u r c h L i n e > C r o s s R e f e r e n c e N o _ P u r c h L i n e < / C r o s s R e f e r e n c e N o _ P u r c h L i n e > - 
-             < D e s c _ P u r c h L i n e > D e s c _ P u r c h L i n e < / D e s c _ P u r c h L i n e > - 
-             < D e s c _ P u r c h L i n e _ L b l > D e s c _ P u r c h L i n e _ L b l < / D e s c _ P u r c h L i n e _ L b l > - 
-             < D i r e c t U n i C o s t _ L b l > D i r e c t U n i C o s t _ L b l < / D i r e c t U n i C o s t _ L b l > - 
-             < D i r U n i t C o s t _ P u r c h L i n e > D i r U n i t C o s t _ P u r c h L i n e < / D i r U n i t C o s t _ P u r c h L i n e > - 
-             < E x p e c t e d R e c e i p t D a t e > E x p e c t e d R e c e i p t D a t e < / E x p e c t e d R e c e i p t D a t e > - 
-             < E x p e c t e d R e c e i p t D a t e L b l > E x p e c t e d R e c e i p t D a t e L b l < / E x p e c t e d R e c e i p t D a t e L b l > - 
-             < I n v D i s c A m t _ P u r c h L i n e > I n v D i s c A m t _ P u r c h L i n e < / I n v D i s c A m t _ P u r c h L i n e > - 
-             < I t e m N o _ P u r c h L i n e > I t e m N o _ P u r c h L i n e < / I t e m N o _ P u r c h L i n e > - 
-             < J o b N o _ P u r c h L i n e > J o b N o _ P u r c h L i n e < / J o b N o _ P u r c h L i n e > - 
-             < J o b N o _ P u r c h L i n e _ L b l > J o b N o _ P u r c h L i n e _ L b l < / J o b N o _ P u r c h L i n e _ L b l > - 
-             < J o b T a s k N o _ P u r c h L i n e > J o b T a s k N o _ P u r c h L i n e < / J o b T a s k N o _ P u r c h L i n e > - 
-             < J o b T a s k N o _ P u r c h L i n e _ L b l > J o b T a s k N o _ P u r c h L i n e _ L b l < / J o b T a s k N o _ P u r c h L i n e _ L b l > - 
-             < L i n e A m t _ P u r c h L i n e > L i n e A m t _ P u r c h L i n e < / L i n e A m t _ P u r c h L i n e > - 
-             < L i n e A m t T a x A m t I n v D i s c o u n t A m t > L i n e A m t T a x A m t I n v D i s c o u n t A m t < / L i n e A m t T a x A m t I n v D i s c o u n t A m t > - 
-             < L i n e D i s c _ P u r c h L i n e > L i n e D i s c _ P u r c h L i n e < / L i n e D i s c _ P u r c h L i n e > - 
-             < L i n e N o _ P u r c h L i n e > L i n e N o _ P u r c h L i n e < / L i n e N o _ P u r c h L i n e > - 
-             < N o _ P u r c h L i n e > N o _ P u r c h L i n e < / N o _ P u r c h L i n e > - 
-             < N o _ P u r c h L i n e _ L b l > N o _ P u r c h L i n e _ L b l < / N o _ P u r c h L i n e _ L b l > - 
-             < P l a n n e d R e c e i p t D a t e > P l a n n e d R e c e i p t D a t e < / P l a n n e d R e c e i p t D a t e > - 
-             < P l a n n e d R e c e i p t D a t e L b l > P l a n n e d R e c e i p t D a t e L b l < / P l a n n e d R e c e i p t D a t e L b l > - 
-             < P r o m i s e d R e c e i p t D a t e > P r o m i s e d R e c e i p t D a t e < / P r o m i s e d R e c e i p t D a t e > - 
-             < P r o m i s e d R e c e i p t D a t e L b l > P r o m i s e d R e c e i p t D a t e L b l < / P r o m i s e d R e c e i p t D a t e L b l > - 
-             < P u r c h L i n e L i n e D i s c _ L b l > P u r c h L i n e L i n e D i s c _ L b l < / P u r c h L i n e L i n e D i s c _ L b l > - 
-             < Q t y _ P u r c h L i n e > Q t y _ P u r c h L i n e < / Q t y _ P u r c h L i n e > - 
-             < Q t y _ P u r c h L i n e _ L b l > Q t y _ P u r c h L i n e _ L b l < / Q t y _ P u r c h L i n e _ L b l > - 
-             < R e q u e s t e d R e c e i p t D a t e > R e q u e s t e d R e c e i p t D a t e < / R e q u e s t e d R e c e i p t D a t e > - 
-             < R e q u e s t e d R e c e i p t D a t e L b l > R e q u e s t e d R e c e i p t D a t e L b l < / R e q u e s t e d R e c e i p t D a t e L b l > - 
-             < T o t a l I n c l V A T > T o t a l I n c l V A T < / T o t a l I n c l V A T > - 
-             < T y p e _ P u r c h L i n e > T y p e _ P u r c h L i n e < / T y p e _ P u r c h L i n e > - 
-             < U n i t P r i c e _ P u r c h L i n e > U n i t P r i c e _ P u r c h L i n e < / U n i t P r i c e _ P u r c h L i n e > - 
-             < U n i t P r i c e _ P u r c h L i n e _ L b l > U n i t P r i c e _ P u r c h L i n e _ L b l < / U n i t P r i c e _ P u r c h L i n e _ L b l > - 
-             < U O M _ P u r c h L i n e > U O M _ P u r c h L i n e < / U O M _ P u r c h L i n e > - 
-             < U O M _ P u r c h L i n e _ L b l > U O M _ P u r c h L i n e _ L b l < / U O M _ P u r c h L i n e _ L b l > - 
-             < V A T D i s c o u n t A m o u n t _ L b l > V A T D i s c o u n t A m o u n t _ L b l < / V A T D i s c o u n t A m o u n t _ L b l > - 
-             < V A T I d e n t i f i e r _ P u r c h L i n e > V A T I d e n t i f i e r _ P u r c h L i n e < / V A T I d e n t i f i e r _ P u r c h L i n e > - 
-             < V A T I d e n t i f i e r _ P u r c h L i n e _ L b l > V A T I d e n t i f i e r _ P u r c h L i n e _ L b l < / V A T I d e n t i f i e r _ P u r c h L i n e _ L b l > - 
-             < V e n d o r I t e m N o _ P u r c h L i n e > V e n d o r I t e m N o _ P u r c h L i n e < / V e n d o r I t e m N o _ P u r c h L i n e > - 
-         < / P u r c h a s e _ L i n e > - 
-         < T o t a l s > - 
-             < T a x A m o u n t > T a x A m o u n t < / T a x A m o u n t > - 
-             < T o t a l A m o u n t > T o t a l A m o u n t < / T o t a l A m o u n t > - 
-             < T o t a l A m o u n t I n c l V A T > T o t a l A m o u n t I n c l V A T < / T o t a l A m o u n t I n c l V A T > - 
-             < T o t a l E x c l V A T T e x t > T o t a l E x c l V A T T e x t < / T o t a l E x c l V A T T e x t > - 
-             < T o t a l I n c l V A T T e x t > T o t a l I n c l V A T T e x t < / T o t a l I n c l V A T T e x t > - 
-             < T o t a l I n v o i c e D i s c o u n t A m o u n t > T o t a l I n v o i c e D i s c o u n t A m o u n t < / T o t a l I n v o i c e D i s c o u n t A m o u n t > - 
-             < T o t a l S u b T o t a l > T o t a l S u b T o t a l < / T o t a l S u b T o t a l > - 
-             < T o t a l T e x t > T o t a l T e x t < / T o t a l T e x t > - 
-             < T o t a l V A T A m o u n t > T o t a l V A T A m o u n t < / T o t a l V A T A m o u n t > - 
-             < T o t a l V A T B a s e A m o u n t > T o t a l V A T B a s e A m o u n t < / T o t a l V A T B a s e A m o u n t > - 
-             < T o t a l V A T D i s c o u n t A m o u n t > T o t a l V A T D i s c o u n t A m o u n t < / T o t a l V A T D i s c o u n t A m o u n t > - 
-             < V A T A m o u n t T e x t > V A T A m o u n t T e x t < / V A T A m o u n t T e x t > - 
-         < / T o t a l s > - 
-         < T a x B r e a k d o w n > - 
-             < B r e a k d o w n A m t 1 > B r e a k d o w n A m t 1 < / B r e a k d o w n A m t 1 > - 
-             < B r e a k d o w n A m t 2 > B r e a k d o w n A m t 2 < / B r e a k d o w n A m t 2 > - 
-             < B r e a k d o w n A m t 3 > B r e a k d o w n A m t 3 < / B r e a k d o w n A m t 3 > - 
-             < B r e a k d o w n A m t 4 > B r e a k d o w n A m t 4 < / B r e a k d o w n A m t 4 > - 
-             < B r e a k d o w n L a b e l 1 > B r e a k d o w n L a b e l 1 < / B r e a k d o w n L a b e l 1 > - 
-             < B r e a k d o w n L a b e l 2 > B r e a k d o w n L a b e l 2 < / B r e a k d o w n L a b e l 2 > - 
-             < B r e a k d o w n L a b e l 3 > B r e a k d o w n L a b e l 3 < / B r e a k d o w n L a b e l 3 > - 
-             < B r e a k d o w n L a b e l 4 > B r e a k d o w n L a b e l 4 < / B r e a k d o w n L a b e l 4 > - 
-             < B r e a k d o w n T i t l e > B r e a k d o w n T i t l e < / B r e a k d o w n T i t l e > - 
-         < / T a x B r e a k d o w n > - 
-         < V A T C o u n t e r > - 
-             < V A T A m t L i n e I n v D i s c A m t > V A T A m t L i n e I n v D i s c A m t < / V A T A m t L i n e I n v D i s c A m t > - 
-             < V A T A m t L i n e I n v D i s c B a s e A m t > V A T A m t L i n e I n v D i s c B a s e A m t < / V A T A m t L i n e I n v D i s c B a s e A m t > - 
-             < V A T A m t L i n e L i n e A m t > V A T A m t L i n e L i n e A m t < / V A T A m t L i n e L i n e A m t > - 
-             < V A T A m t L i n e V A T > V A T A m t L i n e V A T < / V A T A m t L i n e V A T > - 
-             < V A T A m t L i n e V A T A m t > V A T A m t L i n e V A T A m t < / V A T A m t L i n e V A T A m t > - 
-             < V A T A m t L i n e V A T B a s e > V A T A m t L i n e V A T B a s e < / V A T A m t L i n e V A T B a s e > - 
-             < V A T A m t L i n e V A T I d e n t i f i e r > V A T A m t L i n e V A T I d e n t i f i e r < / V A T A m t L i n e V A T I d e n t i f i e r > - 
-         < / V A T C o u n t e r > - 
-         < V A T C o u n t e r L C Y > - 
-             < V A L E x c h R a t e > V A L E x c h R a t e < / V A L E x c h R a t e > - 
-             < V A L S p e c L C Y H e a d e r > V A L S p e c L C Y H e a d e r < / V A L S p e c L C Y H e a d e r > - 
-             < V A L V A T A m o u n t L C Y > V A L V A T A m o u n t L C Y < / V A L V A T A m o u n t L C Y > - 
-             < V A L V A T B a s e L C Y > V A L V A T B a s e L C Y < / V A L V A T B a s e L C Y > - 
-         < / V A T C o u n t e r L C Y > - 
-         < P r e p m t L o o p > - 
-             < P r e p a y m e n t S p e c C a p t i o n > P r e p a y m e n t S p e c C a p t i o n < / P r e p a y m e n t S p e c C a p t i o n > - 
-             < P r e p m t I n v B u D e s c C a p t i o n > P r e p m t I n v B u D e s c C a p t i o n < / P r e p m t I n v B u D e s c C a p t i o n > - 
-             < P r e p m t I n v B u f A m t > P r e p m t I n v B u f A m t < / P r e p m t I n v B u f A m t > - 
-             < P r e p m t I n v B u f D e s c > P r e p m t I n v B u f D e s c < / P r e p m t I n v B u f D e s c > - 
-             < P r e p m t I n v B u f G L A c c N o > P r e p m t I n v B u f G L A c c N o < / P r e p m t I n v B u f G L A c c N o > - 
-             < P r e p m t I n v B u f G L A c c N o C a p t i o n > P r e p m t I n v B u f G L A c c N o C a p t i o n < / P r e p m t I n v B u f G L A c c N o C a p t i o n > - 
-             < P r e p m t L i n e A m o u n t > P r e p m t L i n e A m o u n t < / P r e p m t L i n e A m o u n t > - 
-             < P r e p m t T o t a l A m o u n t I n c l V A T > P r e p m t T o t a l A m o u n t I n c l V A T < / P r e p m t T o t a l A m o u n t I n c l V A T > - 
-             < P r e p m t V A T A m o u n t > P r e p m t V A T A m o u n t < / P r e p m t V A T A m o u n t > - 
-             < P r e p m t V A T A m o u n t T e x t > P r e p m t V A T A m o u n t T e x t < / P r e p m t V A T A m o u n t T e x t > - 
-             < P r e p m t V A T B a s e A m o u n t > P r e p m t V A T B a s e A m o u n t < / P r e p m t V A T B a s e A m o u n t > - 
-             < T o t a l E x c l V A T T e x t 2 > T o t a l E x c l V A T T e x t 2 < / T o t a l E x c l V A T T e x t 2 > - 
-             < T o t a l I n c l V A T T e x t 2 > T o t a l I n c l V A T T e x t 2 < / T o t a l I n c l V A T T e x t 2 > - 
-         < / P r e p m t L o o p > - 
-         < P r e p m t V A T C o u n t e r > - 
-             < P r e p m t V A T A m t L i n e L i n e A m t > P r e p m t V A T A m t L i n e L i n e A m t < / P r e p m t V A T A m t L i n e L i n e A m t > - 
-             < P r e p m t V A T A m t L i n e V A T > P r e p m t V A T A m t L i n e V A T < / P r e p m t V A T A m t L i n e V A T > - 
-             < P r e p m t V A T A m t L i n e V A T A m t > P r e p m t V A T A m t L i n e V A T A m t < / P r e p m t V A T A m t L i n e V A T A m t > - 
-             < P r e p m t V A T A m t L i n e V A T B a s e > P r e p m t V A T A m t L i n e V A T B a s e < / P r e p m t V A T A m t L i n e V A T B a s e > - 
-             < P r e p m t V A T A m t L i n e V A T I d > P r e p m t V A T A m t L i n e V A T I d < / P r e p m t V A T A m t L i n e V A T I d > - 
-             < P r e p y m t V A T A m t S p e c C a p t i o n > P r e p y m t V A T A m t S p e c C a p t i o n < / P r e p y m t V A T A m t S p e c C a p t i o n > - 
-         < / P r e p m t V A T C o u n t e r > - 
-         < L e t t e r T e x t > - 
-             < B o d y T e x t > B o d y T e x t < / B o d y T e x t > - 
-             < C l o s i n g T e x t > C l o s i n g T e x t < / C l o s i n g T e x t > - 
-             < G r e e t i n g T e x t > G r e e t i n g T e x t < / G r e e t i n g T e x t > - 
-         < / L e t t e r T e x t > - 
-     < / P u r c h a s e _ H e a d e r > - 
- < / N a v W o r d R e p o r t X m l P a r t > 
+<file path=customXml/item3.xml><?xml version="1.0" encoding="utf-8"?>
+<NavWordReportXmlPart xmlns="urn:microsoft-dynamics-nav/reports/Standard_Purchase_Order/1322/">
+  <BCReportInformation xmlns="">
+    <ReportMetadata>
+      <ExtensionID>Extension ID</ExtensionID>
+      <ExtensionName>Extension name</ExtensionName>
+      <ExtensionPublisher>Extension publisher</ExtensionPublisher>
+      <ExtensionVersion>Extension version</ExtensionVersion>
+      <ReportID>Report ID</ReportID>
+      <ReportName>Report name</ReportName>
+      <AboutThisReportTitle>About This Report Title</AboutThisReportTitle>
+      <AboutThisReportText>About This Report Text</AboutThisReportText>
+      <ReportHelpLink>Report Help Link</ReportHelpLink>
+      <ExtensionId>Extension ID</ExtensionId>
+      <ReportId>Report ID</ReportId>
+      <ReportCaption>Report Caption</ReportCaption>
+    </ReportMetadata>
+    <ReportRequest>
+      <TenantEntraId>Tenant Entra Id</TenantEntraId>
+      <EnvironmentName>Environment name</EnvironmentName>
+      <EnvironmentType>Environment type</EnvironmentType>
+      <CompanyName>Company name</CompanyName>
+      <CompanyId>Company Id</CompanyId>
+      <UserName>User name</UserName>
+      <DateAndTime>Date and time</DateAndTime>
+      <Language>Language</Language>
+      <FormatRegion>Format Region</FormatRegion>
+      <DateTimeValues>
+        <Year>Year</Year>
+        <MonthNumber>Month number</MonthNumber>
+        <DayNumber>Day number</DayNumber>
+        <Hour>Hour</Hour>
+        <Minute>Minute</Minute>
+      </DateTimeValues>
+      <CompanyDisplayName>Company Display Name</CompanyDisplayName>
+    </ReportRequest>
+    <CompanyMetadata>
+      <CompanyName>Company Name</CompanyName>
+      <CompanyDisplayName>Company Display Name</CompanyDisplayName>
+      <CompanyAddressLines>
+        <CompanyAddressLine1>Company Address Line 1</CompanyAddressLine1>
+        <CompanyAddressLine2>Company Address Line 2</CompanyAddressLine2>
+        <CompanyAddressLine3>Company Address Line 3</CompanyAddressLine3>
+        <CompanyAddressLine4>Company Address Line 4</CompanyAddressLine4>
+        <CompanyAddressLine5>Company Address Line 5</CompanyAddressLine5>
+        <CompanyAddressLine6>Company Address Line 6</CompanyAddressLine6>
+        <CompanyAddressLine7>Company Address Line 7</CompanyAddressLine7>
+        <CompanyAddressLine8>Company Address Line 8</CompanyAddressLine8>
+      </CompanyAddressLines>
+      <CompanyPhone>Company Phone</CompanyPhone>
+      <CompanyPhoneCaption>Company Phone Caption</CompanyPhoneCaption>
+      <CompanyFaxNo>Company Fax No.</CompanyFaxNo>
+      <CompanyFaxNoCaption>Company Fax No. Caption</CompanyFaxNoCaption>
+      <CompanyEmail>Company Email</CompanyEmail>
+      <CompanyEmailCaption>Company Email Caption</CompanyEmailCaption>
+      <CompanyHomePage>Company Home Page</CompanyHomePage>
+      <CompanyHomePageCaption>Company Home Page Caption</CompanyHomePageCaption>
+      <CompanyLogo>Company Logo</CompanyLogo>
+      <CompanyVATRegistrationNo>Company VAT Registration No.</CompanyVATRegistrationNo>
+      <CompanyVATRegistrationNoCaption>Company VAT Registration No. Caption</CompanyVATRegistrationNoCaption>
+      <CompanyRegistrationNo>Company Registration No.</CompanyRegistrationNo>
+      <CompanyRegistrationNoCaption>Company Registration No. Caption</CompanyRegistrationNoCaption>
+      <CompanyBankName>Company Bank Name</CompanyBankName>
+      <CompanyBankNameCaption>Company Bank Name Caption</CompanyBankNameCaption>
+      <CompanyBankAccountNo>Company Bank Account No.</CompanyBankAccountNo>
+      <CompanyBankAccountNoCaption>Company Bank Account No. Caption</CompanyBankAccountNoCaption>
+      <CompanyBankBranchNo>Company Bank Branch No.</CompanyBankBranchNo>
+      <CompanyBankBranchNoCaption>Company Bank Branch No. Caption</CompanyBankBranchNoCaption>
+      <CompanyIBAN>Company IBAN</CompanyIBAN>
+      <CompanyIBANCaption>Company IBAN Caption</CompanyIBANCaption>
+      <CompanyBankSWIFT>Company Bank SWIFT</CompanyBankSWIFT>
+      <CompanyBankSWIFTCaption>Company Bank SWIFT Caption</CompanyBankSWIFTCaption>
+      <CompanyGiroNo>Company Giro No.</CompanyGiroNo>
+      <CompanyGiroNoCaption>Company Giro No. Caption</CompanyGiroNoCaption>
+    </CompanyMetadata>
+  </BCReportInformation>
+  <Purchase_Header>
+    <AllowInvoiceDisc_Lbl>AllowInvoiceDisc_Lbl</AllowInvoiceDisc_Lbl>
+    <Amount_Lbl>Amount_Lbl</Amount_Lbl>
+    <Buyer_Lbl>Buyer_Lbl</Buyer_Lbl>
+    <BuyFrmVendNo_PurchHeader>BuyFrmVendNo_PurchHeader</BuyFrmVendNo_PurchHeader>
+    <BuyFrmVendNo_PurchHeader_Lbl>BuyFrmVendNo_PurchHeader_Lbl</BuyFrmVendNo_PurchHeader_Lbl>
+    <BuyFromAddr1>BuyFromAddr1</BuyFromAddr1>
+    <BuyFromAddr2>BuyFromAddr2</BuyFromAddr2>
+    <BuyFromAddr3>BuyFromAddr3</BuyFromAddr3>
+    <BuyFromAddr4>BuyFromAddr4</BuyFromAddr4>
+    <BuyFromAddr5>BuyFromAddr5</BuyFromAddr5>
+    <BuyFromAddr6>BuyFromAddr6</BuyFromAddr6>
+    <BuyFromAddr7>BuyFromAddr7</BuyFromAddr7>
+    <BuyFromAddr8>BuyFromAddr8</BuyFromAddr8>
+    <BuyFromContactEmail>BuyFromContactEmail</BuyFromContactEmail>
+    <BuyFromContactEmailLbl>BuyFromContactEmailLbl</BuyFromContactEmailLbl>
+    <BuyFromContactMobilePhoneNo>BuyFromContactMobilePhoneNo</BuyFromContactMobilePhoneNo>
+    <BuyFromContactMobilePhoneNoLbl>BuyFromContactMobilePhoneNoLbl</BuyFromContactMobilePhoneNoLbl>
+    <BuyFromContactPhoneNo>BuyFromContactPhoneNo</BuyFromContactPhoneNo>
+    <BuyFromContactPhoneNoLbl>BuyFromContactPhoneNoLbl</BuyFromContactPhoneNoLbl>
+    <CompanyAddress1>CompanyAddress1</CompanyAddress1>
+    <CompanyAddress2>CompanyAddress2</CompanyAddress2>
+    <CompanyAddress3>CompanyAddress3</CompanyAddress3>
+    <CompanyAddress4>CompanyAddress4</CompanyAddress4>
+    <CompanyAddress5>CompanyAddress5</CompanyAddress5>
+    <CompanyAddress6>CompanyAddress6</CompanyAddress6>
+    <CompanyBankAccountNo>CompanyBankAccountNo</CompanyBankAccountNo>
+    <CompanyBankAccountNo_Lbl>CompanyBankAccountNo_Lbl</CompanyBankAccountNo_Lbl>
+    <CompanyBankBranchNo>CompanyBankBranchNo</CompanyBankBranchNo>
+    <CompanyBankBranchNo_Lbl>CompanyBankBranchNo_Lbl</CompanyBankBranchNo_Lbl>
+    <CompanyBankName>CompanyBankName</CompanyBankName>
+    <CompanyBankName_Lbl>CompanyBankName_Lbl</CompanyBankName_Lbl>
+    <CompanyCustomGiro>CompanyCustomGiro</CompanyCustomGiro>
+    <CompanyCustomGiro_Lbl>CompanyCustomGiro_Lbl</CompanyCustomGiro_Lbl>
+    <CompanyEMail>CompanyEMail</CompanyEMail>
+    <CompanyEmail_Lbl>CompanyEmail_Lbl</CompanyEmail_Lbl>
+    <CompanyGiroNo>CompanyGiroNo</CompanyGiroNo>
+    <CompanyGiroNo_Lbl>CompanyGiroNo_Lbl</CompanyGiroNo_Lbl>
+    <CompanyHomePage>CompanyHomePage</CompanyHomePage>
+    <CompanyHomePage_Lbl>CompanyHomePage_Lbl</CompanyHomePage_Lbl>
+    <CompanyIBAN>CompanyIBAN</CompanyIBAN>
+    <CompanyIBAN_Lbl>CompanyIBAN_Lbl</CompanyIBAN_Lbl>
+    <CompanyLegalOffice>CompanyLegalOffice</CompanyLegalOffice>
+    <CompanyLegalOffice_Lbl>CompanyLegalOffice_Lbl</CompanyLegalOffice_Lbl>
+    <CompanyLogoPosition>CompanyLogoPosition</CompanyLogoPosition>
+    <CompanyPhoneNo>CompanyPhoneNo</CompanyPhoneNo>
+    <CompanyPhoneNo_Lbl>CompanyPhoneNo_Lbl</CompanyPhoneNo_Lbl>
+    <CompanyPicture/>
+    <CompanyRegistrationNumber>CompanyRegistrationNumber</CompanyRegistrationNumber>
+    <CompanyRegistrationNumber_Lbl>CompanyRegistrationNumber_Lbl</CompanyRegistrationNumber_Lbl>
+    <CompanySWIFT>CompanySWIFT</CompanySWIFT>
+    <CompanySWIFT_Lbl>CompanySWIFT_Lbl</CompanySWIFT_Lbl>
+    <CompanyVATRegistrationNo>CompanyVATRegistrationNo</CompanyVATRegistrationNo>
+    <CompanyVATRegistrationNo_Lbl>CompanyVATRegistrationNo_Lbl</CompanyVATRegistrationNo_Lbl>
+    <CompanyVATRegNo>CompanyVATRegNo</CompanyVATRegNo>
+    <CompanyVATRegNo_Lbl>CompanyVATRegNo_Lbl</CompanyVATRegNo_Lbl>
+    <ConfirmToCaption_Lbl>ConfirmToCaption_Lbl</ConfirmToCaption_Lbl>
+    <DimText>DimText</DimText>
+    <DocType_PurchHeader>DocType_PurchHeader</DocType_PurchHeader>
+    <DocumentDate>DocumentDate</DocumentDate>
+    <DocumentDate_Lbl>DocumentDate_Lbl</DocumentDate_Lbl>
+    <DocumentTitle_Lbl>DocumentTitle_Lbl</DocumentTitle_Lbl>
+    <DueDate>DueDate</DueDate>
+    <EmailID_Lbl>EmailID_Lbl</EmailID_Lbl>
+    <ExptRecptDt_PurchaseHeader>ExptRecptDt_PurchaseHeader</ExptRecptDt_PurchaseHeader>
+    <HomePage_Lbl>HomePage_Lbl</HomePage_Lbl>
+    <InvoiceDiscountCaption_Lbl>InvoiceDiscountCaption_Lbl</InvoiceDiscountCaption_Lbl>
+    <ItemDescription_Lbl>ItemDescription_Lbl</ItemDescription_Lbl>
+    <ItemLineAmount_Lbl>ItemLineAmount_Lbl</ItemLineAmount_Lbl>
+    <ItemNumber_Lbl>ItemNumber_Lbl</ItemNumber_Lbl>
+    <ItemQuantity_Lbl>ItemQuantity_Lbl</ItemQuantity_Lbl>
+    <ItemUnit_Lbl>ItemUnit_Lbl</ItemUnit_Lbl>
+    <ItemUnitPrice_Lbl>ItemUnitPrice_Lbl</ItemUnitPrice_Lbl>
+    <No_PurchHeader>No_PurchHeader</No_PurchHeader>
+    <OrderDate_Lbl>OrderDate_Lbl</OrderDate_Lbl>
+    <OrderDate_PurchaseHeader>OrderDate_PurchaseHeader</OrderDate_PurchaseHeader>
+    <OrderNo_Lbl>OrderNo_Lbl</OrderNo_Lbl>
+    <OutputNo>OutputNo</OutputNo>
+    <Page_Lbl>Page_Lbl</Page_Lbl>
+    <PaymentDetails_Lbl>PaymentDetails_Lbl</PaymentDetails_Lbl>
+    <PaymentTermsDesc>PaymentTermsDesc</PaymentTermsDesc>
+    <PaymentTermsDesc_Lbl>PaymentTermsDesc_Lbl</PaymentTermsDesc_Lbl>
+    <PayToContactEmail>PayToContactEmail</PayToContactEmail>
+    <PayToContactEmailLbl>PayToContactEmailLbl</PayToContactEmailLbl>
+    <PayToContactMobilePhoneNo>PayToContactMobilePhoneNo</PayToContactMobilePhoneNo>
+    <PayToContactMobilePhoneNoLbl>PayToContactMobilePhoneNoLbl</PayToContactMobilePhoneNoLbl>
+    <PayToContactPhoneNo>PayToContactPhoneNo</PayToContactPhoneNo>
+    <PayToContactPhoneNoLbl>PayToContactPhoneNoLbl</PayToContactPhoneNoLbl>
+    <PayToVendNo_PurchHeader>PayToVendNo_PurchHeader</PayToVendNo_PurchHeader>
+    <PrepmtPaymentTermsDesc>PrepmtPaymentTermsDesc</PrepmtPaymentTermsDesc>
+    <PrepymtTermsDesc_Lbl>PrepymtTermsDesc_Lbl</PrepymtTermsDesc_Lbl>
+    <PricesIncludingVAT_Lbl>PricesIncludingVAT_Lbl</PricesIncludingVAT_Lbl>
+    <PricesInclVAT_PurchHeader>PricesInclVAT_PurchHeader</PricesInclVAT_PurchHeader>
+    <PricesInclVAT_PurchHeader_Lbl>PricesInclVAT_PurchHeader_Lbl</PricesInclVAT_PurchHeader_Lbl>
+    <PricesInclVATtxt>PricesInclVATtxt</PricesInclVATtxt>
+    <PurchaserText>PurchaserText</PurchaserText>
+    <PurchLineInvDiscAmt_Lbl>PurchLineInvDiscAmt_Lbl</PurchLineInvDiscAmt_Lbl>
+    <PurchOrderCaption_Lbl>PurchOrderCaption_Lbl</PurchOrderCaption_Lbl>
+    <PurchOrderDateCaption_Lbl>PurchOrderDateCaption_Lbl</PurchOrderDateCaption_Lbl>
+    <PurchOrderNumCaption_Lbl>PurchOrderNumCaption_Lbl</PurchOrderNumCaption_Lbl>
+    <Receiveby_Lbl>Receiveby_Lbl</Receiveby_Lbl>
+    <ReferenceText>ReferenceText</ReferenceText>
+    <SalesPurchPersonName>SalesPurchPersonName</SalesPurchPersonName>
+    <SellToCustNo_PurchHeader>SellToCustNo_PurchHeader</SellToCustNo_PurchHeader>
+    <SellToCustNo_PurchHeader_Lbl>SellToCustNo_PurchHeader_Lbl</SellToCustNo_PurchHeader_Lbl>
+    <ShipmentMethodDesc>ShipmentMethodDesc</ShipmentMethodDesc>
+    <ShipmentMethodDesc_Lbl>ShipmentMethodDesc_Lbl</ShipmentMethodDesc_Lbl>
+    <ShipToAddr1>ShipToAddr1</ShipToAddr1>
+    <ShipToAddr2>ShipToAddr2</ShipToAddr2>
+    <ShipToAddr3>ShipToAddr3</ShipToAddr3>
+    <ShipToAddr4>ShipToAddr4</ShipToAddr4>
+    <ShipToAddr5>ShipToAddr5</ShipToAddr5>
+    <ShipToAddr6>ShipToAddr6</ShipToAddr6>
+    <ShipToAddr7>ShipToAddr7</ShipToAddr7>
+    <ShipToAddr8>ShipToAddr8</ShipToAddr8>
+    <ShiptoAddress_Lbl>ShiptoAddress_Lbl</ShiptoAddress_Lbl>
+    <Subtotal_Lbl>Subtotal_Lbl</Subtotal_Lbl>
+    <Tax_Lbl>Tax_Lbl</Tax_Lbl>
+    <TaxIdentTypeCaption_Lbl>TaxIdentTypeCaption_Lbl</TaxIdentTypeCaption_Lbl>
+    <ToCaption_Lbl>ToCaption_Lbl</ToCaption_Lbl>
+    <Total_Lbl>Total_Lbl</Total_Lbl>
+    <TotalPriceCaption_Lbl>TotalPriceCaption_Lbl</TotalPriceCaption_Lbl>
+    <TotalTaxLabel>TotalTaxLabel</TotalTaxLabel>
+    <VALVATBaseLCY_Lbl>VALVATBaseLCY_Lbl</VALVATBaseLCY_Lbl>
+    <VATAmtLineInvDiscBaseAmt_Lbl>VATAmtLineInvDiscBaseAmt_Lbl</VATAmtLineInvDiscBaseAmt_Lbl>
+    <VATAmtLineLineAmt_Lbl>VATAmtLineLineAmt_Lbl</VATAmtLineLineAmt_Lbl>
+    <VATAmtLineVAT_Lbl>VATAmtLineVAT_Lbl</VATAmtLineVAT_Lbl>
+    <VATAmtLineVATAmt_Lbl>VATAmtLineVATAmt_Lbl</VATAmtLineVATAmt_Lbl>
+    <VATAmtSpec_Lbl>VATAmtSpec_Lbl</VATAmtSpec_Lbl>
+    <VATBaseDisc_PurchHeader>VATBaseDisc_PurchHeader</VATBaseDisc_PurchHeader>
+    <VATIdentifier_Lbl>VATIdentifier_Lbl</VATIdentifier_Lbl>
+    <VATNoText>VATNoText</VATNoText>
+    <VATRegNo_PurchHeader>VATRegNo_PurchHeader</VATRegNo_PurchHeader>
+    <VendAddr1>VendAddr1</VendAddr1>
+    <VendAddr2>VendAddr2</VendAddr2>
+    <VendAddr3>VendAddr3</VendAddr3>
+    <VendAddr4>VendAddr4</VendAddr4>
+    <VendAddr5>VendAddr5</VendAddr5>
+    <VendAddr6>VendAddr6</VendAddr6>
+    <VendAddr7>VendAddr7</VendAddr7>
+    <VendAddr8>VendAddr8</VendAddr8>
+    <VendNo_Lbl>VendNo_Lbl</VendNo_Lbl>
+    <VendorIDCaption_Lbl>VendorIDCaption_Lbl</VendorIDCaption_Lbl>
+    <VendorInvoiceNo>VendorInvoiceNo</VendorInvoiceNo>
+    <VendorInvoiceNo_Lbl>VendorInvoiceNo_Lbl</VendorInvoiceNo_Lbl>
+    <VendorOrderNo>VendorOrderNo</VendorOrderNo>
+    <VendorOrderNo_Lbl>VendorOrderNo_Lbl</VendorOrderNo_Lbl>
+    <YourRef_PurchHeader>YourRef_PurchHeader</YourRef_PurchHeader>
+    <Purchase_Line>
+      <AllowInvDisc_PurchLine>AllowInvDisc_PurchLine</AllowInvDisc_PurchLine>
+      <AllowInvDisctxt>AllowInvDisctxt</AllowInvDisctxt>
+      <AmountIncludingVAT>AmountIncludingVAT</AmountIncludingVAT>
+      <CrossReferenceNo_PurchLine>CrossReferenceNo_PurchLine</CrossReferenceNo_PurchLine>
+      <Desc_PurchLine>Desc_PurchLine</Desc_PurchLine>
+      <Desc_PurchLine_Lbl>Desc_PurchLine_Lbl</Desc_PurchLine_Lbl>
+      <DirectUniCost_Lbl>DirectUniCost_Lbl</DirectUniCost_Lbl>
+      <DirUnitCost_PurchLine>DirUnitCost_PurchLine</DirUnitCost_PurchLine>
+      <ExpectedReceiptDate>ExpectedReceiptDate</ExpectedReceiptDate>
+      <ExpectedReceiptDateLbl>ExpectedReceiptDateLbl</ExpectedReceiptDateLbl>
+      <InvDiscAmt_PurchLine>InvDiscAmt_PurchLine</InvDiscAmt_PurchLine>
+      <ItemNo_PurchLine>ItemNo_PurchLine</ItemNo_PurchLine>
+      <JobNo_PurchLine>JobNo_PurchLine</JobNo_PurchLine>
+      <JobNo_PurchLine_Lbl>JobNo_PurchLine_Lbl</JobNo_PurchLine_Lbl>
+      <JobTaskNo_PurchLine>JobTaskNo_PurchLine</JobTaskNo_PurchLine>
+      <JobTaskNo_PurchLine_Lbl>JobTaskNo_PurchLine_Lbl</JobTaskNo_PurchLine_Lbl>
+      <LineAmt_PurchLine>LineAmt_PurchLine</LineAmt_PurchLine>
+      <LineAmtTaxAmtInvDiscountAmt>LineAmtTaxAmtInvDiscountAmt</LineAmtTaxAmtInvDiscountAmt>
+      <LineDisc_PurchLine>LineDisc_PurchLine</LineDisc_PurchLine>
+      <LineNo_PurchLine>LineNo_PurchLine</LineNo_PurchLine>
+      <No_PurchLine>No_PurchLine</No_PurchLine>
+      <No_PurchLine_Lbl>No_PurchLine_Lbl</No_PurchLine_Lbl>
+      <PlannedReceiptDate>PlannedReceiptDate</PlannedReceiptDate>
+      <PlannedReceiptDateLbl>PlannedReceiptDateLbl</PlannedReceiptDateLbl>
+      <PromisedReceiptDate>PromisedReceiptDate</PromisedReceiptDate>
+      <PromisedReceiptDateLbl>PromisedReceiptDateLbl</PromisedReceiptDateLbl>
+      <PurchLineLineDisc_Lbl>PurchLineLineDisc_Lbl</PurchLineLineDisc_Lbl>
+      <Qty_PurchLine>Qty_PurchLine</Qty_PurchLine>
+      <Qty_PurchLine_Lbl>Qty_PurchLine_Lbl</Qty_PurchLine_Lbl>
+      <RequestedReceiptDate>RequestedReceiptDate</RequestedReceiptDate>
+      <RequestedReceiptDateLbl>RequestedReceiptDateLbl</RequestedReceiptDateLbl>
+      <TotalInclVAT>TotalInclVAT</TotalInclVAT>
+      <Type_PurchLine>Type_PurchLine</Type_PurchLine>
+      <UnitPrice_PurchLine>UnitPrice_PurchLine</UnitPrice_PurchLine>
+      <UnitPrice_PurchLine_Lbl>UnitPrice_PurchLine_Lbl</UnitPrice_PurchLine_Lbl>
+      <UOM_PurchLine>UOM_PurchLine</UOM_PurchLine>
+      <UOM_PurchLine_Lbl>UOM_PurchLine_Lbl</UOM_PurchLine_Lbl>
+      <VATDiscountAmount_Lbl>VATDiscountAmount_Lbl</VATDiscountAmount_Lbl>
+      <VATIdentifier_PurchLine>VATIdentifier_PurchLine</VATIdentifier_PurchLine>
+      <VATIdentifier_PurchLine_Lbl>VATIdentifier_PurchLine_Lbl</VATIdentifier_PurchLine_Lbl>
+      <VendorItemNo_PurchLine>VendorItemNo_PurchLine</VendorItemNo_PurchLine>
+    </Purchase_Line>
+    <Totals>
+      <TaxAmount>TaxAmount</TaxAmount>
+      <TotalAmount>TotalAmount</TotalAmount>
+      <TotalAmountInclVAT>TotalAmountInclVAT</TotalAmountInclVAT>
+      <TotalExclVATText>TotalExclVATText</TotalExclVATText>
+      <TotalInclVATText>TotalInclVATText</TotalInclVATText>
+      <TotalInvoiceDiscountAmount>TotalInvoiceDiscountAmount</TotalInvoiceDiscountAmount>
+      <TotalSubTotal>TotalSubTotal</TotalSubTotal>
+      <TotalText>TotalText</TotalText>
+      <TotalVATAmount>TotalVATAmount</TotalVATAmount>
+      <TotalVATBaseAmount>TotalVATBaseAmount</TotalVATBaseAmount>
+      <TotalVATDiscountAmount>TotalVATDiscountAmount</TotalVATDiscountAmount>
+      <VATAmountText>VATAmountText</VATAmountText>
+    </Totals>
+    <TaxBreakdown>
+      <BreakdownAmt1>BreakdownAmt1</BreakdownAmt1>
+      <BreakdownAmt2>BreakdownAmt2</BreakdownAmt2>
+      <BreakdownAmt3>BreakdownAmt3</BreakdownAmt3>
+      <BreakdownAmt4>BreakdownAmt4</BreakdownAmt4>
+      <BreakdownLabel1>BreakdownLabel1</BreakdownLabel1>
+      <BreakdownLabel2>BreakdownLabel2</BreakdownLabel2>
+      <BreakdownLabel3>BreakdownLabel3</BreakdownLabel3>
+      <BreakdownLabel4>BreakdownLabel4</BreakdownLabel4>
+      <BreakdownTitle>BreakdownTitle</BreakdownTitle>
+    </TaxBreakdown>
+    <VATCounter>
+      <VATAmtLineInvDiscAmt>VATAmtLineInvDiscAmt</VATAmtLineInvDiscAmt>
+      <VATAmtLineInvDiscBaseAmt>VATAmtLineInvDiscBaseAmt</VATAmtLineInvDiscBaseAmt>
+      <VATAmtLineLineAmt>VATAmtLineLineAmt</VATAmtLineLineAmt>
+      <VATAmtLineVAT>VATAmtLineVAT</VATAmtLineVAT>
+      <VATAmtLineVATAmt>VATAmtLineVATAmt</VATAmtLineVATAmt>
+      <VATAmtLineVATBase>VATAmtLineVATBase</VATAmtLineVATBase>
+      <VATAmtLineVATIdentifier>VATAmtLineVATIdentifier</VATAmtLineVATIdentifier>
+    </VATCounter>
+    <VATCounterLCY>
+      <VALExchRate>VALExchRate</VALExchRate>
+      <VALSpecLCYHeader>VALSpecLCYHeader</VALSpecLCYHeader>
+      <VALVATAmountLCY>VALVATAmountLCY</VALVATAmountLCY>
+      <VALVATBaseLCY>VALVATBaseLCY</VALVATBaseLCY>
+    </VATCounterLCY>
+    <PrepmtLoop>
+      <PrepaymentSpecCaption>PrepaymentSpecCaption</PrepaymentSpecCaption>
+      <PrepmtInvBuDescCaption>PrepmtInvBuDescCaption</PrepmtInvBuDescCaption>
+      <PrepmtInvBufAmt>PrepmtInvBufAmt</PrepmtInvBufAmt>
+      <PrepmtInvBufDesc>PrepmtInvBufDesc</PrepmtInvBufDesc>
+      <PrepmtInvBufGLAccNo>PrepmtInvBufGLAccNo</PrepmtInvBufGLAccNo>
+      <PrepmtInvBufGLAccNoCaption>PrepmtInvBufGLAccNoCaption</PrepmtInvBufGLAccNoCaption>
+      <PrepmtLineAmount>PrepmtLineAmount</PrepmtLineAmount>
+      <PrepmtTotalAmountInclVAT>PrepmtTotalAmountInclVAT</PrepmtTotalAmountInclVAT>
+      <PrepmtVATAmount>PrepmtVATAmount</PrepmtVATAmount>
+      <PrepmtVATAmountText>PrepmtVATAmountText</PrepmtVATAmountText>
+      <PrepmtVATBaseAmount>PrepmtVATBaseAmount</PrepmtVATBaseAmount>
+      <TotalExclVATText2>TotalExclVATText2</TotalExclVATText2>
+      <TotalInclVATText2>TotalInclVATText2</TotalInclVATText2>
+    </PrepmtLoop>
+    <PrepmtVATCounter>
+      <PrepmtVATAmtLineLineAmt>PrepmtVATAmtLineLineAmt</PrepmtVATAmtLineLineAmt>
+      <PrepmtVATAmtLineVAT>PrepmtVATAmtLineVAT</PrepmtVATAmtLineVAT>
+      <PrepmtVATAmtLineVATAmt>PrepmtVATAmtLineVATAmt</PrepmtVATAmtLineVATAmt>
+      <PrepmtVATAmtLineVATBase>PrepmtVATAmtLineVATBase</PrepmtVATAmtLineVATBase>
+      <PrepmtVATAmtLineVATId>PrepmtVATAmtLineVATId</PrepmtVATAmtLineVATId>
+      <PrepymtVATAmtSpecCaption>PrepymtVATAmtSpecCaption</PrepymtVATAmtSpecCaption>
+    </PrepmtVATCounter>
+    <LetterText>
+      <BodyText>BodyText</BodyText>
+      <ClosingText>ClosingText</ClosingText>
+      <GreetingText>GreetingText</GreetingText>
+    </LetterText>
+  </Purchase_Header>
+</NavWordReportXmlPart>
 </file>
 
 <file path=customXml/itemProps2.xml><?xml version="1.0" encoding="utf-8"?>
